--- a/ind/docx/43.content.docx
+++ b/ind/docx/43.content.docx
@@ -11,6 +11,15 @@
         <w:pStyle w:val="Heading2"/>
       </w:pPr>
       <w:r>
+        <w:t>Resource: Catatan Studi (Tyndale)</w:t>
+      </w:r>
+      <w:r/>
+    </w:p>
+    <w:p>
+      <w:pPr>
+        <w:pStyle w:val="Heading2"/>
+      </w:pPr>
+      <w:r>
         <w:t>License Information</w:t>
       </w:r>
       <w:r/>
@@ -21,7 +30,7 @@
         <w:rPr>
           <w:b/>
         </w:rPr>
-        <w:t>Study Notes (Tyndale)</w:t>
+        <w:t>Catatan Studi (Tyndale)</w:t>
       </w:r>
       <w:r>
         <w:t xml:space="preserve"> (Indonesian) is based on</w:t>
@@ -74,7 +83,7 @@
         <w:pStyle w:val="Heading1"/>
       </w:pPr>
       <w:r>
-        <w:t>Study Notes (Tyndale)</w:t>
+        <w:t>Catatan Studi (Tyndale)</w:t>
       </w:r>
     </w:p>
     <w:p>
@@ -83,6 +92,51 @@
           <w:headerReference w:type="even" r:id="rId8"/>
           <w:headerReference w:type="default" r:id="rId9"/>
           <w:footerReference w:type="default" r:id="rId10"/>
+          <w:footnotePr>
+            <w:numRestart w:val="eachSect"/>
+          </w:footnotePr>
+          <w:type w:val="continuous"/>
+          <w:pgSz w:w="12240" w:h="15840" w:code="1"/>
+          <w:pgMar w:top="1440" w:right="1440" w:bottom="1440" w:left="1440" w:header="504" w:footer="504" w:gutter="0"/>
+          <w:cols w:space="708"/>
+          <w:titlePg/>
+          <w:docGrid w:linePitch="360"/>
+        </w:sectPr>
+      </w:pPr>
+    </w:p>
+    <w:p>
+      <w:r/>
+    </w:p>
+    <w:p>
+      <w:pPr>
+        <w:pStyle w:val="Heading2"/>
+      </w:pPr>
+      <w:r>
+        <w:t>JHN</w:t>
+      </w:r>
+      <w:r/>
+    </w:p>
+    <w:p>
+      <w:r/>
+      <w:r>
+        <w:rPr>
+          <w:i/>
+        </w:rPr>
+        <w:t>Yohanes 1:1, Yohanes 1:1–18, Yohanes 1:3, Yohanes 1:4, Yohanes 1:4–5, Yohanes 1:5, Yohanes 1:6–9, Yohanes 1:8, Yohanes 1:10, Yohanes 1:12, Yohanes 1:13, Yohanes 1:14, John 1:15, Yohanes 1:17, Yohanes 1:18, Yohanes 1:19–51, Yohanes 1:19–12.50, Yohanes 1:20, Yohanes 1:21, Yohanes 1:22–23, Yohanes 1:24, Yohanes 1:25–26, Yohanes 1:27, Yohanes 1:29, Yohanes 1:32, Yohanes 1:34, Yohanes 1:35–51, Yohanes 1:40–42, Yohanes 1:43–44, Yohanes 1:45, Yohanes 1:46, Yohanes 1:47, Yohanes 1:48–49, Yohanes 1:51, Yohanes 2:1, Yohanes 2:1–25, Yohanes 2:1–10.42, Yohanes 2:3, Yohanes 2:4, Yohanes 2:6, Yohanes 2:9–10, Yohanes 2:11, Yohanes 2:13, Yohanes 2:14–17, Yohanes 2:19–21, Yohanes 2:22, Yohanes 2:24, Yohanes 3:1, Yohanes 3:2, Yohanes 3:3, Yohanes 3:5, Yohanes 3:8, Yohanes 3:13, Yohanes 3:14–15, Yohanes 3:16, Yohanes 3:16–21, Yohanes 3:18, Yohanes 3:19–20, Yohanes 3:22, Yohanes 3:22–36, Yohanes 3:24, Yohanes 3:26, Yohanes 3:27–35, Yohanes 3:29, Yohanes 3:31, Yohanes 3:34–35, Yohanes 3:36, Yohanes 4:1–42, Yohanes 4:2, Yohanes 4:3, Yohanes 4:4–6, Yohanes 4:7, Yohanes 4:9, Yohanes 4:10, Yohanes 4:11, Yohanes 4:12, Yohanes 4:14, Yohanes 4:15, Yohanes 4:16–18, Yohanes 4:19, Yohanes 4:19–20, Yohanes 4:20, Yohanes 4:21–22, Yohanes 4:24, Yohanes 4:26, Yohanes 4:27–30, Yohanes 4:32–34, Yohanes 4:35, Yohanes 4:38, Yohanes 4:39–40, Yohanes 4:42, Yohanes 4:44–45, Yohanes 4:48, Yohanes 4:50, Yohanes 4:53, Yohanes 4:54, Yohanes 5:1, Yohanes 5:1–40, Yohanes 5:1–10.42, Yohanes 5:2, Yohanes 5:3, Yohanes 5:5, Yohanes 5:8–9, Yohanes 5:12, Yohanes 5:14, Yohanes 5:17, Yohanes 5:19–30, Yohanes 5:21, Yohanes 5:22, Yohanes 5:23, Yohanes 5:24, Yohanes 5:31–40, Yohanes 5:32, Yohanes 5:33–35, Yohanes 5:36, Yohanes 5:39–40, Yohanes 5:41–47, Yohanes 5:42, Yohanes 5:44, Yohanes 5:45–46, Yohanes 6:1–15, Yohanes 6:1–71, Yohanes 6:5, Yohanes 6:9, Yohanes 6:10, Yohanes 6:11, Yohanes 6:14, Yohanes 6:15, Yohanes 6:18, Yohanes 6:19, Yohanes 6:20, Yohanes 6:21, Yohanes 6:24, Yohanes 6:26, Yohanes 6:26–59, Yohanes 6:27, Yohanes 6:30, Yohanes 6:32–33, Yohanes 6:34, Yohanes 6:35, Yohanes 6:37, Yohanes 6:37–40, Yohanes 6:41–42, Yohanes 6:43–51, Yohanes 6:49–50, Yohanes 6:51, Yohanes 6:53–58, Yohanes 6:60–61, Yohanes 6:63, Yohanes 6:65, Yohanes 6:68–69, Yohanes 6:70–71, Yohanes 7:1–52, Yohanes 7:2, Yohanes 7:3–5, Yohanes 7:6–8, Yohanes 7:15, Yohanes 7:17, Yohanes 7:19, Yohanes 7:20, Yohanes 7:22, Yohanes 7:27, Yohanes 7:29, Yohanes 7:30, Yohanes 7:32–36, Yohanes 7:37–38, Yohanes 7:39, Yohanes 7:41–42, Yohanes 7:45–52, Yohanes 7:49–51, Yohanes 7:52, Yohanes 7:53–8.11, Yohanes 8:3, Yohanes 8:4, Yohanes 8:5, Yohanes 8:6, Yohanes 8:7, Yohanes 8:9, Yohanes 8:11, Yohanes 8:12, Yohanes 8:12–59, Yohanes 8:13, Yohanes 8:14–15, Yohanes 8:19, Yohanes 8:20, Yohanes 8:21, Yohanes 8:23, Yohanes 8:24, Yohanes 8:25, Yohanes 8:28, Yohanes 8:30, Yohanes 8:31–32, Yohanes 8:33, Yohanes 8:35, Yohanes 8:37–41, Yohanes 8:41, Yohanes 8:44, Yohanes 8:48–49, Yohanes 8:53, Yohanes 8:56, Yohanes 8:57, Yohanes 8:58, Yohanes 8:59, Yohanes 9:1–41, Yohanes 9:2, Yohanes 9:5, Yohanes 9:6, Yohanes 9:7, Yohanes 9:11, Yohanes 9:13, Yohanes 9:17, Yohanes 9:18, Yohanes 9:20–22, Yohanes 9:24, Yohanes 9:28–29, Yohanes 9:30, Yohanes 9:32–33, Yohanes 9:34, Yohanes 9:35, Yohanes 9:35–38, Yohanes 9:40–41, Yohanes 10:1, Yohanes 10:1–21, Yohanes 10:1–42, Yohanes 10:3, Yohanes 10:4, Yohanes 10:7, Yohanes 10:9, Yohanes 10:10, Yohanes 10:11–13, Yohanes 10:11–14, Yohanes 10:14–17, Yohanes 10:15, Yohanes 10:16, Yohanes 10:18, Yohanes 10:19–21, Yohanes 10:22, Yohanes 10:23, Yohanes 10:24, Yohanes 10:25, Yohanes 10:25–42, Yohanes 10:27–29, Yohanes 10:30, Yohanes 10:31–33, Yohanes 10:34–36, Yohanes 10:38, Yohanes 10:40, Yohanes 10:41, Yohanes 10:42, Yohanes 11:1, Yohanes 11:1–57, Yohanes 11:3, Yohanes 11:4, Yohanes 11:6, Yohanes 11:8, Yohanes 11:16, Yohanes 11:17, Yohanes 11:19, Yohanes 11:21, Yohanes 11:22, Yohanes 11:24, Yohanes 11:25, Yohanes 11:26–27, Yohanes 11:28–32, Yohanes 11:33, Yohanes 11:39, Yohanes 11:45–46, Yohanes 11:48, Yohanes 11:49, Yohanes 11:50–51, Yohanes 11:52, Yohanes 11:53–54, Yohanes 11:55–57, Yohanes 12:1, Yohanes 12:1–50, Yohanes 12:2, Yohanes 12:3, Yohanes 12:5, Yohanes 12:7, Yohanes 12:8, Yohanes 12:12, Yohanes 12:13, Yohanes 12:14, Yohanes 12:16, Yohanes 12:17–19, Yohanes 12:19, Yohanes 12:20, Yohanes 12:21, Yohanes 12:23, Yohanes 12:24, Yohanes 12:25, Yohanes 12:27, Yohanes 12:28, Yohanes 12:29, Yohanes 12:31–33, Yohanes 12:32–34, Yohanes 12:34, Yohanes 12:36, Yohanes 12:37, Yohanes 12:39–40, Yohanes 12:41, Yohanes 12:42–43, Yohanes 12:44–50, John 12:49–50, Yohanes 13:1–38, Yohanes 13:1–20.31, Yohanes 13:2, Yohanes 13:4–5, Yohanes 13:8, Yohanes 13:9, John 13:10, Yohanes 13:14–15, Yohanes 13:16, Yohanes 13:18, Yohanes 13:19, Yohanes 13:21, Yohanes 13:23, Yohanes 13:25, Yohanes 13:26, Yohanes 13:27, Yohanes 13:28–29, Yohanes 13:30, Yohanes 13:31, Yohanes 13:31–17.26, Yohanes 13:33, Yohanes 13:34–35, Yohanes 13:37, Yohanes 14:1, Yohanes 14:1–31, Yohanes 14:2, Yohanes 14:3, Yohanes 14:6, Yohanes 14:8, Yohanes 14:9, Yohanes 14:10, Yohanes 14:12, Yohanes 14:15, Yohanes 14:16, Yohanes 14:17, Yohanes 14:18, Yohanes 14:20, Yohanes 14:22, Yohanes 14:23–24, Yohanes 14:26, Yohanes 14:27, Yohanes 14:28, Yohanes 14:30, Yohanes 15:1, Yohanes 15:1–27, Yohanes 15:2–3, Yohanes 15:4, Yohanes 15:6, Yohanes 15:7, Yohanes 15:8, Yohanes 15:10, Yohanes 15:12–13, Yohanes 15:14–16, Yohanes 15:15, Yohanes 15:18–27, Yohanes 15:20, Yohanes 15:22–24, Yohanes 15:25, Yohanes 15:26, Yohanes 15:27, Yohanes 16:1–2, Yohanes 16:7, Yohanes 16:8, Yohanes 16:8–11, Yohanes 16:11, Yohanes 16:13, Yohanes 16:16, Yohanes 16:16–33, Yohanes 16:20, Yohanes 16:21, Yohanes 16:23–24, Yohanes 16:25, Yohanes 16:26–27, Yohanes 16:33, Yohanes 17:1, Yohanes 17:1–26, Yohanes 17:2, Yohanes 17:3, Yohanes 17:4, Yohanes 17:5, Yohanes 17:6, Yohanes 17:8, Yohanes 17:9–19, Yohanes 17:10, Yohanes 17:11, Yohanes 17:12–13, Yohanes 17:14, Yohanes 17:16–18, Yohanes 17:19, Yohanes 17:20, Yohanes 17:21, Yohanes 17:22, Yohanes 17:23, Yohanes 17:24, Yohanes 17:26, Yohanes 18:1–2, Yohanes 18:1–40, Yohanes 18:3, Yohanes 18:5, Yohanes 18:6, Yohanes 18:8, Yohanes 18:9, Yohanes 18:10–11, Yohanes 18:12–14, Yohanes 18:14, Yohanes 18:15, Yohanes 18:16–17, Yohanes 18:19, Yohanes 18:20–21, Yohanes 18:22–23, Yohanes 18:24, Yohanes 18:25–27, Yohanes 18:28, Yohanes 18:29, Yohanes 18:31–32, Yohanes 18:33, Yohanes 18:34–35, Yohanes 18:36–37, Yohanes 18:38–39, Yohanes 18:40, Yohanes 19:1–16, Yohanes 19:2, Yohanes 19:4–6, Yohanes 19:6, Yohanes 19:7, Yohanes 19:8–9, Yohanes 19:10–11, Yohanes 19:12, Yohanes 19:13, Yohanes 19:14, Yohanes 19:15, Yohanes 19:16, Yohanes 19:17, Yohanes 19:18, Yohanes 19:19–22, Yohanes 19:23–24, Yohanes 19:25–26, Yohanes 19:27, Yohanes 19:29, Yohanes 19:30, Yohanes 19:31–33, Yohanes 19:34, Yohanes 19:35, Yohanes 19:36, Yohanes 19:37, Yohanes 19:38, Yohanes 19:39, Yohanes 19:41, Yohanes 19:42, Yohanes 20:1, Yohanes 20:2, Yohanes 20:3–10, Yohanes 20:6–7, Yohanes 20:8–9, Yohanes 20:11–13, Yohanes 20:14–15, Yohanes 20:16, Yohanes 20:17, Yohanes 20:18, Yohanes 20:19, Yohanes 20:20, Yohanes 20:21, Yohanes 20:22, Yohanes 20:23, Yohanes 20:24–25, Yohanes 20:26–27, Yohanes 20:28, Yohanes 20:29, Yohanes 20:30–31, Yohanes 20:31, Yohanes 21:1–25, Yohanes 21:2, Yohanes 21:3, Yohanes 21:4, Yohanes 21:6, Yohanes 21:7, Yohanes 21:9, Yohanes 21:11, Yohanes 21:12–13, Yohanes 21:14, Yohanes 21:15, Yohanes 21:15–17, Yohanes 21:17, Yohanes 21:18, Yohanes 21:19, Yohanes 21:20–22, Yohanes 21:23, Yohanes 21:24, Yohanes 21:25</w:t>
+      </w:r>
+      <w:r/>
+    </w:p>
+    <w:p>
+      <w:r/>
+      <w:r>
+        <w:t xml:space="preserve"> </w:t>
+      </w:r>
+      <w:r/>
+      <w:r/>
+    </w:p>
+    <w:p>
+      <w:pPr>
+        <w:sectPr>
           <w:footnotePr>
             <w:numRestart w:val="eachSect"/>
           </w:footnotePr>

--- a/ind/docx/43.content.docx
+++ b/ind/docx/43.content.docx
@@ -163,13 +163,6 @@
         <w:rPr>
           <w:lang w:val="id_ID" w:bidi="id_ID"/>
         </w:rPr>
-      </w:r>
-      <w:r>
-        <w:rPr>
-          <w:i/>
-          <w:lang w:val="id_ID" w:bidi="id_ID"/>
-        </w:rPr>
-        <w:t>Yohanes 1:1, Yohanes 1:1–18, Yohanes 1:3, Yohanes 1:4, Yohanes 1:4–5, Yohanes 1:5, Yohanes 1:6–9, Yohanes 1:8, Yohanes 1:10, Yohanes 1:12, Yohanes 1:13, Yohanes 1:14, John 1:15, Yohanes 1:17, Yohanes 1:18, Yohanes 1:19–51, Yohanes 1:19–12.50, Yohanes 1:20, Yohanes 1:21, Yohanes 1:22–23, Yohanes 1:24, Yohanes 1:25–26, Yohanes 1:27, Yohanes 1:29, Yohanes 1:32, Yohanes 1:34, Yohanes 1:35–51, Yohanes 1:40–42, Yohanes 1:43–44, Yohanes 1:45, Yohanes 1:46, Yohanes 1:47, Yohanes 1:48–49, Yohanes 1:51, Yohanes 2:1, Yohanes 2:1–25, Yohanes 2:1–10.42, Yohanes 2:3, Yohanes 2:4, Yohanes 2:6, Yohanes 2:9–10, Yohanes 2:11, Yohanes 2:13, Yohanes 2:14–17, Yohanes 2:19–21, Yohanes 2:22, Yohanes 2:24, Yohanes 3:1, Yohanes 3:2, Yohanes 3:3, Yohanes 3:5, Yohanes 3:8, Yohanes 3:13, Yohanes 3:14–15, Yohanes 3:16, Yohanes 3:16–21, Yohanes 3:18, Yohanes 3:19–20, Yohanes 3:22, Yohanes 3:22–36, Yohanes 3:24, Yohanes 3:26, Yohanes 3:27–35, Yohanes 3:29, Yohanes 3:31, Yohanes 3:34–35, Yohanes 3:36, Yohanes 4:1–42, Yohanes 4:2, Yohanes 4:3, Yohanes 4:4–6, Yohanes 4:7, Yohanes 4:9, Yohanes 4:10, Yohanes 4:11, Yohanes 4:12, Yohanes 4:14, Yohanes 4:15, Yohanes 4:16–18, Yohanes 4:19, Yohanes 4:19–20, Yohanes 4:20, Yohanes 4:21–22, Yohanes 4:24, Yohanes 4:26, Yohanes 4:27–30, Yohanes 4:32–34, Yohanes 4:35, Yohanes 4:38, Yohanes 4:39–40, Yohanes 4:42, Yohanes 4:44–45, Yohanes 4:48, Yohanes 4:50, Yohanes 4:53, Yohanes 4:54, Yohanes 5:1, Yohanes 5:1–40, Yohanes 5:1–10.42, Yohanes 5:2, Yohanes 5:3, Yohanes 5:5, Yohanes 5:8–9, Yohanes 5:12, Yohanes 5:14, Yohanes 5:17, Yohanes 5:19–30, Yohanes 5:21, Yohanes 5:22, Yohanes 5:23, Yohanes 5:24, Yohanes 5:31–40, Yohanes 5:32, Yohanes 5:33–35, Yohanes 5:36, Yohanes 5:39–40, Yohanes 5:41–47, Yohanes 5:42, Yohanes 5:44, Yohanes 5:45–46, Yohanes 6:1–15, Yohanes 6:1–71, Yohanes 6:5, Yohanes 6:9, Yohanes 6:10, Yohanes 6:11, Yohanes 6:14, Yohanes 6:15, Yohanes 6:18, Yohanes 6:19, Yohanes 6:20, Yohanes 6:21, Yohanes 6:24, Yohanes 6:26, Yohanes 6:26–59, Yohanes 6:27, Yohanes 6:30, Yohanes 6:32–33, Yohanes 6:34, Yohanes 6:35, Yohanes 6:37, Yohanes 6:37–40, Yohanes 6:41–42, Yohanes 6:43–51, Yohanes 6:49–50, Yohanes 6:51, Yohanes 6:53–58, Yohanes 6:60–61, Yohanes 6:63, Yohanes 6:65, Yohanes 6:68–69, Yohanes 6:70–71, Yohanes 7:1–52, Yohanes 7:2, Yohanes 7:3–5, Yohanes 7:6–8, Yohanes 7:15, Yohanes 7:17, Yohanes 7:19, Yohanes 7:20, Yohanes 7:22, Yohanes 7:27, Yohanes 7:29, Yohanes 7:30, Yohanes 7:32–36, Yohanes 7:37–38, Yohanes 7:39, Yohanes 7:41–42, Yohanes 7:45–52, Yohanes 7:49–51, Yohanes 7:52, Yohanes 7:53–8.11, Yohanes 8:3, Yohanes 8:4, Yohanes 8:5, Yohanes 8:6, Yohanes 8:7, Yohanes 8:9, Yohanes 8:11, Yohanes 8:12, Yohanes 8:12–59, Yohanes 8:13, Yohanes 8:14–15, Yohanes 8:19, Yohanes 8:20, Yohanes 8:21, Yohanes 8:23, Yohanes 8:24, Yohanes 8:25, Yohanes 8:28, Yohanes 8:30, Yohanes 8:31–32, Yohanes 8:33, Yohanes 8:35, Yohanes 8:37–41, Yohanes 8:41, Yohanes 8:44, Yohanes 8:48–49, Yohanes 8:53, Yohanes 8:56, Yohanes 8:57, Yohanes 8:58, Yohanes 8:59, Yohanes 9:1–41, Yohanes 9:2, Yohanes 9:5, Yohanes 9:6, Yohanes 9:7, Yohanes 9:11, Yohanes 9:13, Yohanes 9:17, Yohanes 9:18, Yohanes 9:20–22, Yohanes 9:24, Yohanes 9:28–29, Yohanes 9:30, Yohanes 9:32–33, Yohanes 9:34, Yohanes 9:35, Yohanes 9:35–38, Yohanes 9:40–41, Yohanes 10:1, Yohanes 10:1–21, Yohanes 10:1–42, Yohanes 10:3, Yohanes 10:4, Yohanes 10:7, Yohanes 10:9, Yohanes 10:10, Yohanes 10:11–13, Yohanes 10:11–14, Yohanes 10:14–17, Yohanes 10:15, Yohanes 10:16, Yohanes 10:18, Yohanes 10:19–21, Yohanes 10:22, Yohanes 10:23, Yohanes 10:24, Yohanes 10:25, Yohanes 10:25–42, Yohanes 10:27–29, Yohanes 10:30, Yohanes 10:31–33, Yohanes 10:34–36, Yohanes 10:38, Yohanes 10:40, Yohanes 10:41, Yohanes 10:42, Yohanes 11:1, Yohanes 11:1–57, Yohanes 11:3, Yohanes 11:4, Yohanes 11:6, Yohanes 11:8, Yohanes 11:16, Yohanes 11:17, Yohanes 11:19, Yohanes 11:21, Yohanes 11:22, Yohanes 11:24, Yohanes 11:25, Yohanes 11:26–27, Yohanes 11:28–32, Yohanes 11:33, Yohanes 11:39, Yohanes 11:45–46, Yohanes 11:48, Yohanes 11:49, Yohanes 11:50–51, Yohanes 11:52, Yohanes 11:53–54, Yohanes 11:55–57, Yohanes 12:1, Yohanes 12:1–50, Yohanes 12:2, Yohanes 12:3, Yohanes 12:5, Yohanes 12:7, Yohanes 12:8, Yohanes 12:12, Yohanes 12:13, Yohanes 12:14, Yohanes 12:16, Yohanes 12:17–19, Yohanes 12:19, Yohanes 12:20, Yohanes 12:21, Yohanes 12:23, Yohanes 12:24, Yohanes 12:25, Yohanes 12:27, Yohanes 12:28, Yohanes 12:29, Yohanes 12:31–33, Yohanes 12:32–34, Yohanes 12:34, Yohanes 12:36, Yohanes 12:37, Yohanes 12:39–40, Yohanes 12:41, Yohanes 12:42–43, Yohanes 12:44–50, John 12:49–50, Yohanes 13:1–38, Yohanes 13:1–20.31, Yohanes 13:2, Yohanes 13:4–5, Yohanes 13:8, Yohanes 13:9, John 13:10, Yohanes 13:14–15, Yohanes 13:16, Yohanes 13:18, Yohanes 13:19, Yohanes 13:21, Yohanes 13:23, Yohanes 13:25, Yohanes 13:26, Yohanes 13:27, Yohanes 13:28–29, Yohanes 13:30, Yohanes 13:31, Yohanes 13:31–17.26, Yohanes 13:33, Yohanes 13:34–35, Yohanes 13:37, Yohanes 14:1, Yohanes 14:1–31, Yohanes 14:2, Yohanes 14:3, Yohanes 14:6, Yohanes 14:8, Yohanes 14:9, Yohanes 14:10, Yohanes 14:12, Yohanes 14:15, Yohanes 14:16, Yohanes 14:17, Yohanes 14:18, Yohanes 14:20, Yohanes 14:22, Yohanes 14:23–24, Yohanes 14:26, Yohanes 14:27, Yohanes 14:28, Yohanes 14:30, Yohanes 15:1, Yohanes 15:1–27, Yohanes 15:2–3, Yohanes 15:4, Yohanes 15:6, Yohanes 15:7, Yohanes 15:8, Yohanes 15:10, Yohanes 15:12–13, Yohanes 15:14–16, Yohanes 15:15, Yohanes 15:18–27, Yohanes 15:20, Yohanes 15:22–24, Yohanes 15:25, Yohanes 15:26, Yohanes 15:27, Yohanes 16:1–2, Yohanes 16:7, Yohanes 16:8, Yohanes 16:8–11, Yohanes 16:11, Yohanes 16:13, Yohanes 16:16, Yohanes 16:16–33, Yohanes 16:20, Yohanes 16:21, Yohanes 16:23–24, Yohanes 16:25, Yohanes 16:26–27, Yohanes 16:33, Yohanes 17:1, Yohanes 17:1–26, Yohanes 17:2, Yohanes 17:3, Yohanes 17:4, Yohanes 17:5, Yohanes 17:6, Yohanes 17:8, Yohanes 17:9–19, Yohanes 17:10, Yohanes 17:11, Yohanes 17:12–13, Yohanes 17:14, Yohanes 17:16–18, Yohanes 17:19, Yohanes 17:20, Yohanes 17:21, Yohanes 17:22, Yohanes 17:23, Yohanes 17:24, Yohanes 17:26, Yohanes 18:1–2, Yohanes 18:1–40, Yohanes 18:3, Yohanes 18:5, Yohanes 18:6, Yohanes 18:8, Yohanes 18:9, Yohanes 18:10–11, Yohanes 18:12–14, Yohanes 18:14, Yohanes 18:15, Yohanes 18:16–17, Yohanes 18:19, Yohanes 18:20–21, Yohanes 18:22–23, Yohanes 18:24, Yohanes 18:25–27, Yohanes 18:28, Yohanes 18:29, Yohanes 18:31–32, Yohanes 18:33, Yohanes 18:34–35, Yohanes 18:36–37, Yohanes 18:38–39, Yohanes 18:40, Yohanes 19:1–16, Yohanes 19:2, Yohanes 19:4–6, Yohanes 19:6, Yohanes 19:7, Yohanes 19:8–9, Yohanes 19:10–11, Yohanes 19:12, Yohanes 19:13, Yohanes 19:14, Yohanes 19:15, Yohanes 19:16, Yohanes 19:17, Yohanes 19:18, Yohanes 19:19–22, Yohanes 19:23–24, Yohanes 19:25–26, Yohanes 19:27, Yohanes 19:29, Yohanes 19:30, Yohanes 19:31–33, Yohanes 19:34, Yohanes 19:35, Yohanes 19:36, Yohanes 19:37, Yohanes 19:38, Yohanes 19:39, Yohanes 19:41, Yohanes 19:42, Yohanes 20:1, Yohanes 20:2, Yohanes 20:3–10, Yohanes 20:6–7, Yohanes 20:8–9, Yohanes 20:11–13, Yohanes 20:14–15, Yohanes 20:16, Yohanes 20:17, Yohanes 20:18, Yohanes 20:19, Yohanes 20:20, Yohanes 20:21, Yohanes 20:22, Yohanes 20:23, Yohanes 20:24–25, Yohanes 20:26–27, Yohanes 20:28, Yohanes 20:29, Yohanes 20:30–31, Yohanes 20:31, Yohanes 21:1–25, Yohanes 21:2, Yohanes 21:3, Yohanes 21:4, Yohanes 21:6, Yohanes 21:7, Yohanes 21:9, Yohanes 21:11, Yohanes 21:12–13, Yohanes 21:14, Yohanes 21:15, Yohanes 21:15–17, Yohanes 21:17, Yohanes 21:18, Yohanes 21:19, Yohanes 21:20–22, Yohanes 21:23, Yohanes 21:24, Yohanes 21:25</w:t>
       </w:r>
       <w:r>
         <w:rPr>

--- a/ind/docx/43.content.docx
+++ b/ind/docx/43.content.docx
@@ -150,19 +150,6 @@
           <w:lang w:val="id_ID" w:bidi="id_ID"/>
         </w:rPr>
         <w:t>JHN</w:t>
-      </w:r>
-      <w:r>
-        <w:rPr>
-          <w:lang w:val="id_ID" w:bidi="id_ID"/>
-        </w:rPr>
-      </w:r>
-    </w:p>
-    <w:p>
-      <w:pPr/>
-      <w:r>
-        <w:rPr>
-          <w:lang w:val="id_ID" w:bidi="id_ID"/>
-        </w:rPr>
       </w:r>
       <w:r>
         <w:rPr>

--- a/ind/docx/43.content.docx
+++ b/ind/docx/43.content.docx
@@ -19,7 +19,7 @@
         <w:rPr>
           <w:lang w:val="id_ID" w:bidi="id_ID"/>
         </w:rPr>
-        <w:t>Resource: Catatan Studi (Tyndale)</w:t>
+        <w:t>Resource: Tyndale Open Study Notes</w:t>
       </w:r>
       <w:r>
         <w:rPr>
@@ -112,7 +112,7 @@
         <w:rPr>
           <w:lang w:val="id_ID" w:bidi="id_ID"/>
         </w:rPr>
-        <w:t>Catatan Studi (Tyndale)</w:t>
+        <w:t>Tyndale Open Study Notes</w:t>
       </w:r>
     </w:p>
     <w:p>

--- a/ind/docx/43.content.docx
+++ b/ind/docx/43.content.docx
@@ -20099,9 +20099,16 @@
       </w:r>
       <w:r>
         <w:rPr>
-          <w:lang w:val="id_ID" w:bidi="id_ID"/>
-        </w:rPr>
-        <w:t xml:space="preserve">Anak Manusia: lihat </w:t>
+          <w:i/>
+          <w:lang w:val="id_ID" w:bidi="id_ID"/>
+        </w:rPr>
+        <w:t>Anak Manusia</w:t>
+      </w:r>
+      <w:r>
+        <w:rPr>
+          <w:lang w:val="id_ID" w:bidi="id_ID"/>
+        </w:rPr>
+        <w:t xml:space="preserve">: lihat </w:t>
       </w:r>
       <w:hyperlink r:id="rId130">
         <w:r>
@@ -20245,7 +20252,27 @@
         <w:rPr>
           <w:lang w:val="id_ID" w:bidi="id_ID"/>
         </w:rPr>
-        <w:t xml:space="preserve">. Bahasa Yunani menerjemahkan frasa Ibrani dan Aram yang artinya "manusia." Orang-orang pada saat itu tidak sepenuhnya yakin apa yang dimaksudkan oleh Yesus (lihat </w:t>
+        <w:t xml:space="preserve">. Ungkapan Yunani ini menerjemahkan suatu frasa Ibrani dan Aram yang berarti </w:t>
+      </w:r>
+      <w:r>
+        <w:rPr>
+          <w:i/>
+          <w:lang w:val="id_ID" w:bidi="id_ID"/>
+        </w:rPr>
+        <w:t>manusia</w:t>
+      </w:r>
+      <w:r>
+        <w:rPr>
+          <w:b/>
+          <w:lang w:val="id_ID" w:bidi="id_ID"/>
+        </w:rPr>
+        <w:t>.</w:t>
+      </w:r>
+      <w:r>
+        <w:rPr>
+          <w:lang w:val="id_ID" w:bidi="id_ID"/>
+        </w:rPr>
+        <w:t xml:space="preserve"> Orang-orang sering tidak memahami apa yang dimaksud Yesus ketika Ia menggunakan gelar ini (lihat </w:t>
       </w:r>
       <w:hyperlink r:id="rId402">
         <w:r>
@@ -20263,18 +20290,97 @@
         <w:rPr>
           <w:lang w:val="id_ID" w:bidi="id_ID"/>
         </w:rPr>
-        <w:t xml:space="preserve">). Namun, itu menandakan identitas Yesus baik sebagai manusia maupun sebagai Mesias (bdk. </w:t>
-      </w:r>
-      <w:hyperlink r:id="rId107">
-        <w:r>
-          <w:rPr>
-            <w:lang w:val="id_ID" w:bidi="id_ID"/>
-          </w:rPr>
-          <w:rPr>
-            <w:color w:val="0000EE"/>
-            <w:u w:val="single"/>
-          </w:rPr>
-          <w:t>Dan 7:13–14</w:t>
+        <w:t xml:space="preserve">). Dalam Daniel 7:13–14, seorang sosok seperti manusia menerima kuasa dan suatu kerajaan yang kekal dari Allah. Tradisi Yahudi kemudian mengaitkan sosok ini dengan pengharapan akan Mesias. Injil Yohanes menggunakan gelar </w:t>
+      </w:r>
+      <w:r>
+        <w:rPr>
+          <w:i/>
+          <w:lang w:val="id_ID" w:bidi="id_ID"/>
+        </w:rPr>
+        <w:t>Anak Manusia</w:t>
+      </w:r>
+      <w:r>
+        <w:rPr>
+          <w:lang w:val="id_ID" w:bidi="id_ID"/>
+        </w:rPr>
+        <w:t xml:space="preserve"> untuk menunjuk kepada Yesus sebagai manusia sejati sekaligus Mesias yang ditetapkan oleh Allah.</w:t>
+      </w:r>
+      <w:r>
+        <w:rPr>
+          <w:lang w:val="id_ID" w:bidi="id_ID"/>
+        </w:rPr>
+      </w:r>
+      <w:r>
+        <w:rPr>
+          <w:lang w:val="id_ID" w:bidi="id_ID"/>
+        </w:rPr>
+      </w:r>
+    </w:p>
+    <w:p>
+      <w:pPr/>
+      <w:r>
+        <w:rPr>
+          <w:lang w:val="id_ID" w:bidi="id_ID"/>
+        </w:rPr>
+      </w:r>
+    </w:p>
+    <w:p>
+      <w:pPr>
+        <w:pStyle w:val="Heading2"/>
+      </w:pPr>
+      <w:r>
+        <w:rPr>
+          <w:lang w:val="id_ID" w:bidi="id_ID"/>
+        </w:rPr>
+        <w:t>Yohanes 9:35–38</w:t>
+      </w:r>
+      <w:r>
+        <w:rPr>
+          <w:lang w:val="id_ID" w:bidi="id_ID"/>
+        </w:rPr>
+      </w:r>
+    </w:p>
+    <w:p>
+      <w:pPr/>
+      <w:r>
+        <w:rPr>
+          <w:lang w:val="id_ID" w:bidi="id_ID"/>
+        </w:rPr>
+      </w:r>
+      <w:r>
+        <w:rPr>
+          <w:lang w:val="id_ID" w:bidi="id_ID"/>
+        </w:rPr>
+        <w:t>Yesus mendorong pria yang sebelumnya buta itu untuk memahami mukjizat yang terjadi padanya dan siapa Penyembuhnya. Segera saja orang itu menyatakan imannya dan memberikan penghormatan kepada Yesus yang hanya layak diberikan kepada Allah (</w:t>
+      </w:r>
+      <w:hyperlink r:id="rId383">
+        <w:r>
+          <w:rPr>
+            <w:lang w:val="id_ID" w:bidi="id_ID"/>
+          </w:rPr>
+          <w:rPr>
+            <w:color w:val="0000EE"/>
+            <w:u w:val="single"/>
+          </w:rPr>
+          <w:t>Yoh. 9:38</w:t>
+        </w:r>
+      </w:hyperlink>
+      <w:r>
+        <w:rPr>
+          <w:lang w:val="id_ID" w:bidi="id_ID"/>
+        </w:rPr>
+        <w:t xml:space="preserve">; bdk. </w:t>
+      </w:r>
+      <w:hyperlink r:id="rId403">
+        <w:r>
+          <w:rPr>
+            <w:lang w:val="id_ID" w:bidi="id_ID"/>
+          </w:rPr>
+          <w:rPr>
+            <w:color w:val="0000EE"/>
+            <w:u w:val="single"/>
+          </w:rPr>
+          <w:t>Yoh. 20:28</w:t>
         </w:r>
       </w:hyperlink>
       <w:r>
@@ -20310,55 +20416,381 @@
         <w:rPr>
           <w:lang w:val="id_ID" w:bidi="id_ID"/>
         </w:rPr>
-        <w:t>Yohanes 9:35–38</w:t>
-      </w:r>
-      <w:r>
-        <w:rPr>
-          <w:lang w:val="id_ID" w:bidi="id_ID"/>
-        </w:rPr>
-      </w:r>
-    </w:p>
-    <w:p>
-      <w:pPr/>
-      <w:r>
-        <w:rPr>
-          <w:lang w:val="id_ID" w:bidi="id_ID"/>
-        </w:rPr>
-      </w:r>
-      <w:r>
-        <w:rPr>
-          <w:lang w:val="id_ID" w:bidi="id_ID"/>
-        </w:rPr>
-        <w:t>Yesus mendorong pria yang sebelumnya buta itu untuk memahami mukjizat yang terjadi padanya dan siapa Penyembuhnya. Segera saja orang itu menyatakan imannya dan memberikan penghormatan kepada Yesus yang hanya layak diberikan kepada Allah (</w:t>
-      </w:r>
-      <w:hyperlink r:id="rId383">
-        <w:r>
-          <w:rPr>
-            <w:lang w:val="id_ID" w:bidi="id_ID"/>
-          </w:rPr>
-          <w:rPr>
-            <w:color w:val="0000EE"/>
-            <w:u w:val="single"/>
-          </w:rPr>
-          <w:t>Yoh. 9:38</w:t>
-        </w:r>
-      </w:hyperlink>
-      <w:r>
-        <w:rPr>
-          <w:lang w:val="id_ID" w:bidi="id_ID"/>
-        </w:rPr>
-        <w:t xml:space="preserve">; bdk. </w:t>
-      </w:r>
-      <w:hyperlink r:id="rId403">
-        <w:r>
-          <w:rPr>
-            <w:lang w:val="id_ID" w:bidi="id_ID"/>
-          </w:rPr>
-          <w:rPr>
-            <w:color w:val="0000EE"/>
-            <w:u w:val="single"/>
-          </w:rPr>
-          <w:t>Yoh. 20:28</w:t>
+        <w:t>Yohanes 9:40–41</w:t>
+      </w:r>
+      <w:r>
+        <w:rPr>
+          <w:lang w:val="id_ID" w:bidi="id_ID"/>
+        </w:rPr>
+      </w:r>
+    </w:p>
+    <w:p>
+      <w:pPr/>
+      <w:r>
+        <w:rPr>
+          <w:lang w:val="id_ID" w:bidi="id_ID"/>
+        </w:rPr>
+      </w:r>
+      <w:r>
+        <w:rPr>
+          <w:lang w:val="id_ID" w:bidi="id_ID"/>
+        </w:rPr>
+        <w:t>Apakah itu berarti bahwa kami juga buta?</w:t>
+      </w:r>
+      <w:r>
+        <w:rPr>
+          <w:lang w:val="id_ID" w:bidi="id_ID"/>
+        </w:rPr>
+        <w:t xml:space="preserve"> Yesus menjawab bahwa orang yang merasa menguasai semua kebenaran agamawi akan mendapati bahwa mereka buta</w:t>
+      </w:r>
+      <w:r>
+        <w:rPr>
+          <w:i/>
+          <w:lang w:val="id_ID" w:bidi="id_ID"/>
+        </w:rPr>
+        <w:t>,</w:t>
+      </w:r>
+      <w:r>
+        <w:rPr>
+          <w:lang w:val="id_ID" w:bidi="id_ID"/>
+        </w:rPr>
+        <w:t xml:space="preserve"> sementara orang yang menyadari dirinya kelaparan secara rohani akan mendapatkan penglihatan sejati. Dalam cerita tersebut, orang buta dan keluarganya beberapa kali mengakui bahwa mereka tidak tahu, sementara orang-orang Farisi berulang kali menyatakan keyakinan mereka, sehingga mereka tetap bersalah karena kesombongan agamawi mereka. Jika mereka mengakui ketidaktahuan mereka dan kebutaan rohani mereka, mereka akan terbebas dari kesalahan. Sebaliknya, penolakan mereka yang dilakukan secara sadar dan sengaja terhadap Yesus membuktikan kesalahan mereka. </w:t>
+      </w:r>
+      <w:r>
+        <w:rPr>
+          <w:lang w:val="id_ID" w:bidi="id_ID"/>
+        </w:rPr>
+      </w:r>
+      <w:r>
+        <w:rPr>
+          <w:lang w:val="id_ID" w:bidi="id_ID"/>
+        </w:rPr>
+      </w:r>
+    </w:p>
+    <w:p>
+      <w:pPr/>
+      <w:r>
+        <w:rPr>
+          <w:lang w:val="id_ID" w:bidi="id_ID"/>
+        </w:rPr>
+      </w:r>
+    </w:p>
+    <w:p>
+      <w:pPr>
+        <w:pStyle w:val="Heading2"/>
+      </w:pPr>
+      <w:r>
+        <w:rPr>
+          <w:lang w:val="id_ID" w:bidi="id_ID"/>
+        </w:rPr>
+        <w:t>Yohanes 10:1</w:t>
+      </w:r>
+      <w:r>
+        <w:rPr>
+          <w:lang w:val="id_ID" w:bidi="id_ID"/>
+        </w:rPr>
+      </w:r>
+    </w:p>
+    <w:p>
+      <w:pPr/>
+      <w:r>
+        <w:rPr>
+          <w:lang w:val="id_ID" w:bidi="id_ID"/>
+        </w:rPr>
+      </w:r>
+      <w:r>
+        <w:rPr>
+          <w:lang w:val="id_ID" w:bidi="id_ID"/>
+        </w:rPr>
+        <w:t>Seorang gembala di padang belantara akan membangun kandang domba</w:t>
+      </w:r>
+      <w:r>
+        <w:rPr>
+          <w:i/>
+          <w:lang w:val="id_ID" w:bidi="id_ID"/>
+        </w:rPr>
+        <w:t>,</w:t>
+      </w:r>
+      <w:r>
+        <w:rPr>
+          <w:lang w:val="id_ID" w:bidi="id_ID"/>
+        </w:rPr>
+        <w:t xml:space="preserve"> sebuah kandang dengan dinding batu rendah yang di atasnya ditutupi cabang berduri, untuk menahan dombanya di malam hari dan melindungi mereka dari bahaya. • Kandang itu memiliki satu gerbang (atau celah/bukaan di dinding) yang ditutup dengan ranting. Setiap ada yang mendobrak masuk ke kandang adalah ancaman bagi kawanan domba. • Seorang gembala yang jahat adalah seperti pencuri dan perampok. Dia mengeksploitasi dombanya untuk kepentingannya sendiri dan tidak mempedulikan atau merawat mereka. Gembala yang jahat mengambil susu dan wol dari domba-dombanya untuk dirinya sendiri dan menyembelih domba itu tanpa memberi keamanan bagi hewan tersebut (</w:t>
+      </w:r>
+      <w:hyperlink r:id="rId404">
+        <w:r>
+          <w:rPr>
+            <w:lang w:val="id_ID" w:bidi="id_ID"/>
+          </w:rPr>
+          <w:rPr>
+            <w:color w:val="0000EE"/>
+            <w:u w:val="single"/>
+          </w:rPr>
+          <w:t>Yeh. 34:3</w:t>
+        </w:r>
+      </w:hyperlink>
+      <w:r>
+        <w:rPr>
+          <w:lang w:val="id_ID" w:bidi="id_ID"/>
+        </w:rPr>
+        <w:t xml:space="preserve">; lihat </w:t>
+      </w:r>
+      <w:hyperlink r:id="rId405">
+        <w:r>
+          <w:rPr>
+            <w:lang w:val="id_ID" w:bidi="id_ID"/>
+          </w:rPr>
+          <w:rPr>
+            <w:color w:val="0000EE"/>
+            <w:u w:val="single"/>
+          </w:rPr>
+          <w:t>Yes. 56:11</w:t>
+        </w:r>
+      </w:hyperlink>
+      <w:r>
+        <w:rPr>
+          <w:lang w:val="id_ID" w:bidi="id_ID"/>
+        </w:rPr>
+        <w:t xml:space="preserve">; </w:t>
+      </w:r>
+      <w:hyperlink r:id="rId406">
+        <w:r>
+          <w:rPr>
+            <w:lang w:val="id_ID" w:bidi="id_ID"/>
+          </w:rPr>
+          <w:rPr>
+            <w:color w:val="0000EE"/>
+            <w:u w:val="single"/>
+          </w:rPr>
+          <w:t>Yer. 23:1–4</w:t>
+        </w:r>
+      </w:hyperlink>
+      <w:r>
+        <w:rPr>
+          <w:lang w:val="id_ID" w:bidi="id_ID"/>
+        </w:rPr>
+        <w:t>). Inilah tuduhan Yesus yang paling menusuk bagi para pemimin Yahudi.</w:t>
+      </w:r>
+      <w:r>
+        <w:rPr>
+          <w:lang w:val="id_ID" w:bidi="id_ID"/>
+        </w:rPr>
+      </w:r>
+      <w:r>
+        <w:rPr>
+          <w:lang w:val="id_ID" w:bidi="id_ID"/>
+        </w:rPr>
+      </w:r>
+    </w:p>
+    <w:p>
+      <w:pPr/>
+      <w:r>
+        <w:rPr>
+          <w:lang w:val="id_ID" w:bidi="id_ID"/>
+        </w:rPr>
+      </w:r>
+    </w:p>
+    <w:p>
+      <w:pPr>
+        <w:pStyle w:val="Heading2"/>
+      </w:pPr>
+      <w:r>
+        <w:rPr>
+          <w:lang w:val="id_ID" w:bidi="id_ID"/>
+        </w:rPr>
+        <w:t>Yohanes 10:1–21</w:t>
+      </w:r>
+      <w:r>
+        <w:rPr>
+          <w:lang w:val="id_ID" w:bidi="id_ID"/>
+        </w:rPr>
+      </w:r>
+    </w:p>
+    <w:p>
+      <w:pPr/>
+      <w:r>
+        <w:rPr>
+          <w:lang w:val="id_ID" w:bidi="id_ID"/>
+        </w:rPr>
+      </w:r>
+      <w:r>
+        <w:rPr>
+          <w:lang w:val="id_ID" w:bidi="id_ID"/>
+        </w:rPr>
+        <w:t>Ilustrasi tentang gembala dan dombanya ini mewakili pemahaman di Timur Tengah tentang penggembalaan sekaligus tradisi Perjanjian Lama yang sangat tertanam dalam budaya Yahudi abad pertama. Allah adalah gembala Israel (</w:t>
+      </w:r>
+      <w:hyperlink r:id="rId407">
+        <w:r>
+          <w:rPr>
+            <w:lang w:val="id_ID" w:bidi="id_ID"/>
+          </w:rPr>
+          <w:rPr>
+            <w:color w:val="0000EE"/>
+            <w:u w:val="single"/>
+          </w:rPr>
+          <w:t>Kej. 49:24</w:t>
+        </w:r>
+      </w:hyperlink>
+      <w:r>
+        <w:rPr>
+          <w:lang w:val="id_ID" w:bidi="id_ID"/>
+        </w:rPr>
+        <w:t xml:space="preserve">; </w:t>
+      </w:r>
+      <w:hyperlink r:id="rId408">
+        <w:r>
+          <w:rPr>
+            <w:lang w:val="id_ID" w:bidi="id_ID"/>
+          </w:rPr>
+          <w:rPr>
+            <w:color w:val="0000EE"/>
+            <w:u w:val="single"/>
+          </w:rPr>
+          <w:t>Mzm. 23</w:t>
+        </w:r>
+      </w:hyperlink>
+      <w:r>
+        <w:rPr>
+          <w:lang w:val="id_ID" w:bidi="id_ID"/>
+        </w:rPr>
+        <w:t xml:space="preserve">; </w:t>
+      </w:r>
+      <w:hyperlink r:id="rId409">
+        <w:r>
+          <w:rPr>
+            <w:lang w:val="id_ID" w:bidi="id_ID"/>
+          </w:rPr>
+          <w:rPr>
+            <w:color w:val="0000EE"/>
+            <w:u w:val="single"/>
+          </w:rPr>
+          <w:t>78:52–53</w:t>
+        </w:r>
+      </w:hyperlink>
+      <w:r>
+        <w:rPr>
+          <w:lang w:val="id_ID" w:bidi="id_ID"/>
+        </w:rPr>
+        <w:t xml:space="preserve">; </w:t>
+      </w:r>
+      <w:hyperlink r:id="rId410">
+        <w:r>
+          <w:rPr>
+            <w:lang w:val="id_ID" w:bidi="id_ID"/>
+          </w:rPr>
+          <w:rPr>
+            <w:color w:val="0000EE"/>
+            <w:u w:val="single"/>
+          </w:rPr>
+          <w:t>Yes. 40:10–11</w:t>
+        </w:r>
+      </w:hyperlink>
+      <w:r>
+        <w:rPr>
+          <w:lang w:val="id_ID" w:bidi="id_ID"/>
+        </w:rPr>
+        <w:t>). Pemimpin rohani dan politik atas Israel juga merupakan gembala bagi umat Allah, kawanan domba Allah (</w:t>
+      </w:r>
+      <w:hyperlink r:id="rId411">
+        <w:r>
+          <w:rPr>
+            <w:lang w:val="id_ID" w:bidi="id_ID"/>
+          </w:rPr>
+          <w:rPr>
+            <w:color w:val="0000EE"/>
+            <w:u w:val="single"/>
+          </w:rPr>
+          <w:t>Yes. 56:9–12</w:t>
+        </w:r>
+      </w:hyperlink>
+      <w:r>
+        <w:rPr>
+          <w:lang w:val="id_ID" w:bidi="id_ID"/>
+        </w:rPr>
+        <w:t xml:space="preserve">; </w:t>
+      </w:r>
+      <w:hyperlink r:id="rId406">
+        <w:r>
+          <w:rPr>
+            <w:lang w:val="id_ID" w:bidi="id_ID"/>
+          </w:rPr>
+          <w:rPr>
+            <w:color w:val="0000EE"/>
+            <w:u w:val="single"/>
+          </w:rPr>
+          <w:t>Yer. 23:1–4</w:t>
+        </w:r>
+      </w:hyperlink>
+      <w:r>
+        <w:rPr>
+          <w:lang w:val="id_ID" w:bidi="id_ID"/>
+        </w:rPr>
+        <w:t xml:space="preserve">; </w:t>
+      </w:r>
+      <w:hyperlink r:id="rId412">
+        <w:r>
+          <w:rPr>
+            <w:lang w:val="id_ID" w:bidi="id_ID"/>
+          </w:rPr>
+          <w:rPr>
+            <w:color w:val="0000EE"/>
+            <w:u w:val="single"/>
+          </w:rPr>
+          <w:t>Yeh. 34</w:t>
+        </w:r>
+      </w:hyperlink>
+      <w:r>
+        <w:rPr>
+          <w:lang w:val="id_ID" w:bidi="id_ID"/>
+        </w:rPr>
+        <w:t xml:space="preserve">). Yesus memanfaatkan Hari Raya Pentahbisan Bait Allah untuk berkhotbah (lihat </w:t>
+      </w:r>
+      <w:hyperlink r:id="rId413">
+        <w:r>
+          <w:rPr>
+            <w:lang w:val="id_ID" w:bidi="id_ID"/>
+          </w:rPr>
+          <w:rPr>
+            <w:color w:val="0000EE"/>
+            <w:u w:val="single"/>
+          </w:rPr>
+          <w:t>Yoh. 10:22</w:t>
+        </w:r>
+      </w:hyperlink>
+      <w:r>
+        <w:rPr>
+          <w:lang w:val="id_ID" w:bidi="id_ID"/>
+        </w:rPr>
+        <w:t xml:space="preserve">), dengan membahas tema gembala. Hari raya ini Ia gunakan sebagai kesempatan untuk merenungkan kelakuan para pemimpin Israel (“gembala”) sebagaimana tertulis dalam </w:t>
+      </w:r>
+      <w:hyperlink r:id="rId412">
+        <w:r>
+          <w:rPr>
+            <w:lang w:val="id_ID" w:bidi="id_ID"/>
+          </w:rPr>
+          <w:rPr>
+            <w:color w:val="0000EE"/>
+            <w:u w:val="single"/>
+          </w:rPr>
+          <w:t>Yeh. 34</w:t>
+        </w:r>
+      </w:hyperlink>
+      <w:r>
+        <w:rPr>
+          <w:lang w:val="id_ID" w:bidi="id_ID"/>
+        </w:rPr>
+        <w:t>. Pada kesempatan ini Yesus memperkenalkan diri-Nya sebagai gembala yang baik (</w:t>
+      </w:r>
+      <w:hyperlink r:id="rId264">
+        <w:r>
+          <w:rPr>
+            <w:lang w:val="id_ID" w:bidi="id_ID"/>
+          </w:rPr>
+          <w:rPr>
+            <w:color w:val="0000EE"/>
+            <w:u w:val="single"/>
+          </w:rPr>
+          <w:t>Yoh. 10:11–14</w:t>
         </w:r>
       </w:hyperlink>
       <w:r>
@@ -20394,45 +20826,285 @@
         <w:rPr>
           <w:lang w:val="id_ID" w:bidi="id_ID"/>
         </w:rPr>
-        <w:t>Yohanes 9:40–41</w:t>
-      </w:r>
-      <w:r>
-        <w:rPr>
-          <w:lang w:val="id_ID" w:bidi="id_ID"/>
-        </w:rPr>
-      </w:r>
-    </w:p>
-    <w:p>
-      <w:pPr/>
-      <w:r>
-        <w:rPr>
-          <w:lang w:val="id_ID" w:bidi="id_ID"/>
-        </w:rPr>
-      </w:r>
-      <w:r>
-        <w:rPr>
-          <w:lang w:val="id_ID" w:bidi="id_ID"/>
-        </w:rPr>
-        <w:t>Apakah itu berarti bahwa kami juga buta?</w:t>
-      </w:r>
-      <w:r>
-        <w:rPr>
-          <w:lang w:val="id_ID" w:bidi="id_ID"/>
-        </w:rPr>
-        <w:t xml:space="preserve"> Yesus menjawab bahwa orang yang merasa menguasai semua kebenaran agamawi akan mendapati bahwa mereka buta</w:t>
+        <w:t>Yohanes 10:1–42</w:t>
+      </w:r>
+      <w:r>
+        <w:rPr>
+          <w:lang w:val="id_ID" w:bidi="id_ID"/>
+        </w:rPr>
+      </w:r>
+    </w:p>
+    <w:p>
+      <w:pPr/>
+      <w:r>
+        <w:rPr>
+          <w:lang w:val="id_ID" w:bidi="id_ID"/>
+        </w:rPr>
+      </w:r>
+      <w:hyperlink r:id="rId232">
+        <w:r>
+          <w:rPr>
+            <w:lang w:val="id_ID" w:bidi="id_ID"/>
+          </w:rPr>
+          <w:rPr>
+            <w:color w:val="0000EE"/>
+            <w:u w:val="single"/>
+          </w:rPr>
+          <w:t>Pasal 10</w:t>
+        </w:r>
+      </w:hyperlink>
+      <w:r>
+        <w:rPr>
+          <w:lang w:val="id_ID" w:bidi="id_ID"/>
+        </w:rPr>
+        <w:t xml:space="preserve"> melanjutkan rangkaian khotbah-khotbah Yesus dalam hari-hari raya (lihat </w:t>
+      </w:r>
+      <w:r>
+        <w:rPr>
+          <w:lang w:val="id_ID" w:bidi="id_ID"/>
+        </w:rPr>
+        <w:t>catatan studi pada Yoh 5:1–10:42</w:t>
+      </w:r>
+      <w:r>
+        <w:rPr>
+          <w:lang w:val="id_ID" w:bidi="id_ID"/>
+        </w:rPr>
+        <w:t xml:space="preserve">). Kali ini hari raya yang dipilih adalah Pentahbisan Bait Allah, pemilihan waktu ini adalah kunci untuk memahami cerita (lht. </w:t>
+      </w:r>
+      <w:r>
+        <w:rPr>
+          <w:lang w:val="id_ID" w:bidi="id_ID"/>
+        </w:rPr>
+        <w:t>catatan studi pada Yoh. 10:22</w:t>
+      </w:r>
+      <w:r>
+        <w:rPr>
+          <w:lang w:val="id_ID" w:bidi="id_ID"/>
+        </w:rPr>
+        <w:t>).</w:t>
+      </w:r>
+      <w:r>
+        <w:rPr>
+          <w:lang w:val="id_ID" w:bidi="id_ID"/>
+        </w:rPr>
+      </w:r>
+      <w:r>
+        <w:rPr>
+          <w:lang w:val="id_ID" w:bidi="id_ID"/>
+        </w:rPr>
+      </w:r>
+    </w:p>
+    <w:p>
+      <w:pPr/>
+      <w:r>
+        <w:rPr>
+          <w:lang w:val="id_ID" w:bidi="id_ID"/>
+        </w:rPr>
+      </w:r>
+    </w:p>
+    <w:p>
+      <w:pPr>
+        <w:pStyle w:val="Heading2"/>
+      </w:pPr>
+      <w:r>
+        <w:rPr>
+          <w:lang w:val="id_ID" w:bidi="id_ID"/>
+        </w:rPr>
+        <w:t>Yohanes 10:3</w:t>
+      </w:r>
+      <w:r>
+        <w:rPr>
+          <w:lang w:val="id_ID" w:bidi="id_ID"/>
+        </w:rPr>
+      </w:r>
+    </w:p>
+    <w:p>
+      <w:pPr/>
+      <w:r>
+        <w:rPr>
+          <w:lang w:val="id_ID" w:bidi="id_ID"/>
+        </w:rPr>
+      </w:r>
+      <w:r>
+        <w:rPr>
+          <w:lang w:val="id_ID" w:bidi="id_ID"/>
+        </w:rPr>
+        <w:t>domba-domba mendengarkan suaranya</w:t>
+      </w:r>
+      <w:r>
+        <w:rPr>
+          <w:lang w:val="id_ID" w:bidi="id_ID"/>
+        </w:rPr>
+        <w:t>: Gembala di Timur Tengah dikenal dengan kemampuan mereka mengenal domba-domba secara akrab. Domba dituntun dengan alunan seruling, lagu, atau perintah lisan.</w:t>
+      </w:r>
+      <w:r>
+        <w:rPr>
+          <w:lang w:val="id_ID" w:bidi="id_ID"/>
+        </w:rPr>
+      </w:r>
+      <w:r>
+        <w:rPr>
+          <w:lang w:val="id_ID" w:bidi="id_ID"/>
+        </w:rPr>
+      </w:r>
+    </w:p>
+    <w:p>
+      <w:pPr/>
+      <w:r>
+        <w:rPr>
+          <w:lang w:val="id_ID" w:bidi="id_ID"/>
+        </w:rPr>
+      </w:r>
+    </w:p>
+    <w:p>
+      <w:pPr>
+        <w:pStyle w:val="Heading2"/>
+      </w:pPr>
+      <w:r>
+        <w:rPr>
+          <w:lang w:val="id_ID" w:bidi="id_ID"/>
+        </w:rPr>
+        <w:t>Yohanes 10:4</w:t>
+      </w:r>
+      <w:r>
+        <w:rPr>
+          <w:lang w:val="id_ID" w:bidi="id_ID"/>
+        </w:rPr>
+      </w:r>
+    </w:p>
+    <w:p>
+      <w:pPr/>
+      <w:r>
+        <w:rPr>
+          <w:lang w:val="id_ID" w:bidi="id_ID"/>
+        </w:rPr>
+      </w:r>
+      <w:r>
+        <w:rPr>
+          <w:lang w:val="id_ID" w:bidi="id_ID"/>
+        </w:rPr>
+        <w:t>Seorang gembala yang baik selalu memimpin dombanya; dia tidak pernah mengusir mereka. Ketika mereka mengenali suaranya, mereka mempercayai kepemimpinannya dan mengikutinya.</w:t>
+      </w:r>
+      <w:r>
+        <w:rPr>
+          <w:lang w:val="id_ID" w:bidi="id_ID"/>
+        </w:rPr>
+      </w:r>
+      <w:r>
+        <w:rPr>
+          <w:lang w:val="id_ID" w:bidi="id_ID"/>
+        </w:rPr>
+      </w:r>
+    </w:p>
+    <w:p>
+      <w:pPr/>
+      <w:r>
+        <w:rPr>
+          <w:lang w:val="id_ID" w:bidi="id_ID"/>
+        </w:rPr>
+      </w:r>
+    </w:p>
+    <w:p>
+      <w:pPr>
+        <w:pStyle w:val="Heading2"/>
+      </w:pPr>
+      <w:r>
+        <w:rPr>
+          <w:lang w:val="id_ID" w:bidi="id_ID"/>
+        </w:rPr>
+        <w:t>Yohanes 10:7</w:t>
+      </w:r>
+      <w:r>
+        <w:rPr>
+          <w:lang w:val="id_ID" w:bidi="id_ID"/>
+        </w:rPr>
+      </w:r>
+    </w:p>
+    <w:p>
+      <w:pPr/>
+      <w:r>
+        <w:rPr>
+          <w:lang w:val="id_ID" w:bidi="id_ID"/>
+        </w:rPr>
+      </w:r>
+      <w:r>
+        <w:rPr>
+          <w:lang w:val="id_ID" w:bidi="id_ID"/>
+        </w:rPr>
+        <w:t xml:space="preserve">Akulah: lihat </w:t>
+      </w:r>
+      <w:r>
+        <w:rPr>
+          <w:lang w:val="id_ID" w:bidi="id_ID"/>
+        </w:rPr>
+        <w:t>catatan studi pada 6:35</w:t>
+      </w:r>
+      <w:r>
+        <w:rPr>
+          <w:lang w:val="id_ID" w:bidi="id_ID"/>
+        </w:rPr>
+        <w:t>. Seorang gembala yang baik dikenali karena menjaga domba-dombanya di gerbang seperti seorang pengawal.</w:t>
+      </w:r>
+      <w:r>
+        <w:rPr>
+          <w:lang w:val="id_ID" w:bidi="id_ID"/>
+        </w:rPr>
+      </w:r>
+      <w:r>
+        <w:rPr>
+          <w:lang w:val="id_ID" w:bidi="id_ID"/>
+        </w:rPr>
+      </w:r>
+    </w:p>
+    <w:p>
+      <w:pPr/>
+      <w:r>
+        <w:rPr>
+          <w:lang w:val="id_ID" w:bidi="id_ID"/>
+        </w:rPr>
+      </w:r>
+    </w:p>
+    <w:p>
+      <w:pPr>
+        <w:pStyle w:val="Heading2"/>
+      </w:pPr>
+      <w:r>
+        <w:rPr>
+          <w:lang w:val="id_ID" w:bidi="id_ID"/>
+        </w:rPr>
+        <w:t>Yohanes 10:9</w:t>
+      </w:r>
+      <w:r>
+        <w:rPr>
+          <w:lang w:val="id_ID" w:bidi="id_ID"/>
+        </w:rPr>
+      </w:r>
+    </w:p>
+    <w:p>
+      <w:pPr/>
+      <w:r>
+        <w:rPr>
+          <w:lang w:val="id_ID" w:bidi="id_ID"/>
+        </w:rPr>
+      </w:r>
+      <w:r>
+        <w:rPr>
+          <w:lang w:val="id_ID" w:bidi="id_ID"/>
+        </w:rPr>
+        <w:t xml:space="preserve">akan selamat (atau </w:t>
       </w:r>
       <w:r>
         <w:rPr>
           <w:i/>
           <w:lang w:val="id_ID" w:bidi="id_ID"/>
         </w:rPr>
-        <w:t>,</w:t>
-      </w:r>
-      <w:r>
-        <w:rPr>
-          <w:lang w:val="id_ID" w:bidi="id_ID"/>
-        </w:rPr>
-        <w:t xml:space="preserve"> sementara orang yang menyadari dirinya kelaparan secara rohani akan mendapatkan penglihatan sejati. Dalam cerita tersebut, orang buta dan keluarganya beberapa kali mengakui bahwa mereka tidak tahu, sementara orang-orang Farisi berulang kali menyatakan keyakinan mereka, sehingga mereka tetap bersalah karena kesombongan agamawi mereka. Jika mereka mengakui ketidaktahuan mereka dan kebutaan rohani mereka, mereka akan terbebas dari kesalahan. Sebaliknya, penolakan mereka yang dilakukan secara sadar dan sengaja terhadap Yesus membuktikan kesalahan mereka. </w:t>
+        <w:t>akan mendapat keamanan</w:t>
+      </w:r>
+      <w:r>
+        <w:rPr>
+          <w:lang w:val="id_ID" w:bidi="id_ID"/>
+        </w:rPr>
+        <w:t>): Sebagai penjaga gerbang, Yesus menjauhkan siapa saja yang mungkin membahayakan domba-domba-Nya, menjaga mereka di dalam kandang, tempat yang aman bagi mereka.</w:t>
       </w:r>
       <w:r>
         <w:rPr>
@@ -20461,68 +21133,193 @@
         <w:rPr>
           <w:lang w:val="id_ID" w:bidi="id_ID"/>
         </w:rPr>
-        <w:t>Yohanes 10:1</w:t>
-      </w:r>
-      <w:r>
-        <w:rPr>
-          <w:lang w:val="id_ID" w:bidi="id_ID"/>
-        </w:rPr>
-      </w:r>
-    </w:p>
-    <w:p>
-      <w:pPr/>
-      <w:r>
-        <w:rPr>
-          <w:lang w:val="id_ID" w:bidi="id_ID"/>
-        </w:rPr>
-      </w:r>
-      <w:r>
-        <w:rPr>
-          <w:lang w:val="id_ID" w:bidi="id_ID"/>
-        </w:rPr>
-        <w:t>Seorang gembala di padang belantara akan membangun kandang domba</w:t>
-      </w:r>
-      <w:r>
-        <w:rPr>
-          <w:i/>
-          <w:lang w:val="id_ID" w:bidi="id_ID"/>
-        </w:rPr>
-        <w:t>,</w:t>
-      </w:r>
-      <w:r>
-        <w:rPr>
-          <w:lang w:val="id_ID" w:bidi="id_ID"/>
-        </w:rPr>
-        <w:t xml:space="preserve"> sebuah kandang dengan dinding batu rendah yang di atasnya ditutupi cabang berduri, untuk menahan dombanya di malam hari dan melindungi mereka dari bahaya. • Kandang itu memiliki satu gerbang (atau celah/bukaan di dinding) yang ditutup dengan ranting. Setiap ada yang mendobrak masuk ke kandang adalah ancaman bagi kawanan domba. • Seorang gembala yang jahat adalah seperti pencuri dan perampok. Dia mengeksploitasi dombanya untuk kepentingannya sendiri dan tidak mempedulikan atau merawat mereka. Gembala yang jahat mengambil susu dan wol dari domba-dombanya untuk dirinya sendiri dan menyembelih domba itu tanpa memberi keamanan bagi hewan tersebut (</w:t>
-      </w:r>
-      <w:hyperlink r:id="rId404">
-        <w:r>
-          <w:rPr>
-            <w:lang w:val="id_ID" w:bidi="id_ID"/>
-          </w:rPr>
-          <w:rPr>
-            <w:color w:val="0000EE"/>
-            <w:u w:val="single"/>
-          </w:rPr>
-          <w:t>Yeh. 34:3</w:t>
-        </w:r>
-      </w:hyperlink>
-      <w:r>
-        <w:rPr>
-          <w:lang w:val="id_ID" w:bidi="id_ID"/>
-        </w:rPr>
-        <w:t xml:space="preserve">; lihat </w:t>
-      </w:r>
-      <w:hyperlink r:id="rId405">
-        <w:r>
-          <w:rPr>
-            <w:lang w:val="id_ID" w:bidi="id_ID"/>
-          </w:rPr>
-          <w:rPr>
-            <w:color w:val="0000EE"/>
-            <w:u w:val="single"/>
-          </w:rPr>
-          <w:t>Yes. 56:11</w:t>
+        <w:t>Yohanes 10:10</w:t>
+      </w:r>
+      <w:r>
+        <w:rPr>
+          <w:lang w:val="id_ID" w:bidi="id_ID"/>
+        </w:rPr>
+      </w:r>
+    </w:p>
+    <w:p>
+      <w:pPr/>
+      <w:r>
+        <w:rPr>
+          <w:lang w:val="id_ID" w:bidi="id_ID"/>
+        </w:rPr>
+      </w:r>
+      <w:r>
+        <w:rPr>
+          <w:lang w:val="id_ID" w:bidi="id_ID"/>
+        </w:rPr>
+        <w:t xml:space="preserve">Para pengikut Yesus harus waspada terhadap gembala jahat yang ingin mencuri, membunuh, dan membinasakan. Ketika kisah Pentahbisan Bait Suci diceritakan kepada orang-orang Yahudi (lihat </w:t>
+      </w:r>
+      <w:r>
+        <w:rPr>
+          <w:lang w:val="id_ID" w:bidi="id_ID"/>
+        </w:rPr>
+        <w:t>catatan studi pada Yoh. 10:22</w:t>
+      </w:r>
+      <w:r>
+        <w:rPr>
+          <w:lang w:val="id_ID" w:bidi="id_ID"/>
+        </w:rPr>
+        <w:t>), mereka diingatkan tentang para pemimpin agama yang palsu, yang karena gagal memimpin, mereka telah menyebabkan hilangnya Bait Suci Allah di Yerusalem.</w:t>
+      </w:r>
+      <w:r>
+        <w:rPr>
+          <w:lang w:val="id_ID" w:bidi="id_ID"/>
+        </w:rPr>
+      </w:r>
+      <w:r>
+        <w:rPr>
+          <w:lang w:val="id_ID" w:bidi="id_ID"/>
+        </w:rPr>
+      </w:r>
+    </w:p>
+    <w:p>
+      <w:pPr/>
+      <w:r>
+        <w:rPr>
+          <w:lang w:val="id_ID" w:bidi="id_ID"/>
+        </w:rPr>
+      </w:r>
+    </w:p>
+    <w:p>
+      <w:pPr>
+        <w:pStyle w:val="Heading2"/>
+      </w:pPr>
+      <w:r>
+        <w:rPr>
+          <w:lang w:val="id_ID" w:bidi="id_ID"/>
+        </w:rPr>
+        <w:t>Yohanes 10:11–13</w:t>
+      </w:r>
+      <w:r>
+        <w:rPr>
+          <w:lang w:val="id_ID" w:bidi="id_ID"/>
+        </w:rPr>
+      </w:r>
+    </w:p>
+    <w:p>
+      <w:pPr/>
+      <w:r>
+        <w:rPr>
+          <w:lang w:val="id_ID" w:bidi="id_ID"/>
+        </w:rPr>
+      </w:r>
+      <w:r>
+        <w:rPr>
+          <w:lang w:val="id_ID" w:bidi="id_ID"/>
+        </w:rPr>
+        <w:t>Di desa-desa kecil di Timur Tengah, sering dibuat kelompok kawanan domba dan mempekerjakan satu orang untuk menjaga domba-domba mereka. Namun, seorang pekerja tidak memiliki komitmen seperti gembala sungguhan. Di gurun Yudea banyak hewan pemangsa. Ketika serigala atau pemangsa lainnya menyerang, pekerja upahan itu akan lari, bukannya melindungi domba-dombanya. Yesus tidak akan pernah melakukan itu; Ia akan selalu menghadang bahaya yang hendak mendekati domba-domba-Nya.</w:t>
+      </w:r>
+      <w:r>
+        <w:rPr>
+          <w:lang w:val="id_ID" w:bidi="id_ID"/>
+        </w:rPr>
+      </w:r>
+      <w:r>
+        <w:rPr>
+          <w:lang w:val="id_ID" w:bidi="id_ID"/>
+        </w:rPr>
+      </w:r>
+    </w:p>
+    <w:p>
+      <w:pPr/>
+      <w:r>
+        <w:rPr>
+          <w:lang w:val="id_ID" w:bidi="id_ID"/>
+        </w:rPr>
+      </w:r>
+    </w:p>
+    <w:p>
+      <w:pPr>
+        <w:pStyle w:val="Heading2"/>
+      </w:pPr>
+      <w:r>
+        <w:rPr>
+          <w:lang w:val="id_ID" w:bidi="id_ID"/>
+        </w:rPr>
+        <w:t>Yohanes 10:11–14</w:t>
+      </w:r>
+      <w:r>
+        <w:rPr>
+          <w:lang w:val="id_ID" w:bidi="id_ID"/>
+        </w:rPr>
+      </w:r>
+    </w:p>
+    <w:p>
+      <w:pPr/>
+      <w:r>
+        <w:rPr>
+          <w:lang w:val="id_ID" w:bidi="id_ID"/>
+        </w:rPr>
+      </w:r>
+      <w:r>
+        <w:rPr>
+          <w:lang w:val="id_ID" w:bidi="id_ID"/>
+        </w:rPr>
+        <w:t xml:space="preserve">Akulah: lihat </w:t>
+      </w:r>
+      <w:r>
+        <w:rPr>
+          <w:lang w:val="id_ID" w:bidi="id_ID"/>
+        </w:rPr>
+        <w:t>catatan studi pada Yoh. 6:35</w:t>
+      </w:r>
+      <w:r>
+        <w:rPr>
+          <w:lang w:val="id_ID" w:bidi="id_ID"/>
+        </w:rPr>
+        <w:t xml:space="preserve">. Gembala yang baik memimpin dombanya, mencari makanan dan air, serta menuntun jalan di padang gurun (lht. </w:t>
+      </w:r>
+      <w:hyperlink r:id="rId408">
+        <w:r>
+          <w:rPr>
+            <w:lang w:val="id_ID" w:bidi="id_ID"/>
+          </w:rPr>
+          <w:rPr>
+            <w:color w:val="0000EE"/>
+            <w:u w:val="single"/>
+          </w:rPr>
+          <w:t>Mzm. 23</w:t>
+        </w:r>
+      </w:hyperlink>
+      <w:r>
+        <w:rPr>
+          <w:lang w:val="id_ID" w:bidi="id_ID"/>
+        </w:rPr>
+        <w:t>). Gembala yang baik menjaga dombanya dari bahaya (</w:t>
+      </w:r>
+      <w:hyperlink r:id="rId414">
+        <w:r>
+          <w:rPr>
+            <w:lang w:val="id_ID" w:bidi="id_ID"/>
+          </w:rPr>
+          <w:rPr>
+            <w:color w:val="0000EE"/>
+            <w:u w:val="single"/>
+          </w:rPr>
+          <w:t>Yoh. 10:11</w:t>
+        </w:r>
+      </w:hyperlink>
+      <w:r>
+        <w:rPr>
+          <w:lang w:val="id_ID" w:bidi="id_ID"/>
+        </w:rPr>
+        <w:t>) dan berjuang untuk melindungi mereka. Perjanjian Lama menggambarkan Allah sebagai gembala Israel (</w:t>
+      </w:r>
+      <w:hyperlink r:id="rId408">
+        <w:r>
+          <w:rPr>
+            <w:lang w:val="id_ID" w:bidi="id_ID"/>
+          </w:rPr>
+          <w:rPr>
+            <w:color w:val="0000EE"/>
+            <w:u w:val="single"/>
+          </w:rPr>
+          <w:t>Mzm. 23</w:t>
         </w:r>
       </w:hyperlink>
       <w:r>
@@ -20531,23 +21328,59 @@
         </w:rPr>
         <w:t xml:space="preserve">; </w:t>
       </w:r>
-      <w:hyperlink r:id="rId406">
-        <w:r>
-          <w:rPr>
-            <w:lang w:val="id_ID" w:bidi="id_ID"/>
-          </w:rPr>
-          <w:rPr>
-            <w:color w:val="0000EE"/>
-            <w:u w:val="single"/>
-          </w:rPr>
-          <w:t>Yer. 23:1–4</w:t>
-        </w:r>
-      </w:hyperlink>
-      <w:r>
-        <w:rPr>
-          <w:lang w:val="id_ID" w:bidi="id_ID"/>
-        </w:rPr>
-        <w:t>). Inilah tuduhan Yesus yang paling menusuk bagi para pemimin Yahudi.</w:t>
+      <w:hyperlink r:id="rId415">
+        <w:r>
+          <w:rPr>
+            <w:lang w:val="id_ID" w:bidi="id_ID"/>
+          </w:rPr>
+          <w:rPr>
+            <w:color w:val="0000EE"/>
+            <w:u w:val="single"/>
+          </w:rPr>
+          <w:t>80:1</w:t>
+        </w:r>
+      </w:hyperlink>
+      <w:r>
+        <w:rPr>
+          <w:lang w:val="id_ID" w:bidi="id_ID"/>
+        </w:rPr>
+        <w:t xml:space="preserve">; </w:t>
+      </w:r>
+      <w:hyperlink r:id="rId410">
+        <w:r>
+          <w:rPr>
+            <w:lang w:val="id_ID" w:bidi="id_ID"/>
+          </w:rPr>
+          <w:rPr>
+            <w:color w:val="0000EE"/>
+            <w:u w:val="single"/>
+          </w:rPr>
+          <w:t>Yes. 40:10–11</w:t>
+        </w:r>
+      </w:hyperlink>
+      <w:r>
+        <w:rPr>
+          <w:lang w:val="id_ID" w:bidi="id_ID"/>
+        </w:rPr>
+        <w:t>). Para pemimpin umat Allah harus menggembalakan kawanan domba mereka seperti halnya Allah (</w:t>
+      </w:r>
+      <w:hyperlink r:id="rId416">
+        <w:r>
+          <w:rPr>
+            <w:lang w:val="id_ID" w:bidi="id_ID"/>
+          </w:rPr>
+          <w:rPr>
+            <w:color w:val="0000EE"/>
+            <w:u w:val="single"/>
+          </w:rPr>
+          <w:t>Yeh. 34:23</w:t>
+        </w:r>
+      </w:hyperlink>
+      <w:r>
+        <w:rPr>
+          <w:lang w:val="id_ID" w:bidi="id_ID"/>
+        </w:rPr>
+        <w:t xml:space="preserve">). Sayangnya, para pemimpin Israel pada zaman Yesus bukan gembala yang baik. </w:t>
       </w:r>
       <w:r>
         <w:rPr>
@@ -20576,37 +21409,103 @@
         <w:rPr>
           <w:lang w:val="id_ID" w:bidi="id_ID"/>
         </w:rPr>
-        <w:t>Yohanes 10:1–21</w:t>
-      </w:r>
-      <w:r>
-        <w:rPr>
-          <w:lang w:val="id_ID" w:bidi="id_ID"/>
-        </w:rPr>
-      </w:r>
-    </w:p>
-    <w:p>
-      <w:pPr/>
-      <w:r>
-        <w:rPr>
-          <w:lang w:val="id_ID" w:bidi="id_ID"/>
-        </w:rPr>
-      </w:r>
-      <w:r>
-        <w:rPr>
-          <w:lang w:val="id_ID" w:bidi="id_ID"/>
-        </w:rPr>
-        <w:t>Ilustrasi tentang gembala dan dombanya ini mewakili pemahaman di Timur Tengah tentang penggembalaan sekaligus tradisi Perjanjian Lama yang sangat tertanam dalam budaya Yahudi abad pertama. Allah adalah gembala Israel (</w:t>
-      </w:r>
-      <w:hyperlink r:id="rId407">
-        <w:r>
-          <w:rPr>
-            <w:lang w:val="id_ID" w:bidi="id_ID"/>
-          </w:rPr>
-          <w:rPr>
-            <w:color w:val="0000EE"/>
-            <w:u w:val="single"/>
-          </w:rPr>
-          <w:t>Kej. 49:24</w:t>
+        <w:t>Yohanes 10:14–17</w:t>
+      </w:r>
+      <w:r>
+        <w:rPr>
+          <w:lang w:val="id_ID" w:bidi="id_ID"/>
+        </w:rPr>
+      </w:r>
+    </w:p>
+    <w:p>
+      <w:pPr/>
+      <w:r>
+        <w:rPr>
+          <w:lang w:val="id_ID" w:bidi="id_ID"/>
+        </w:rPr>
+      </w:r>
+      <w:r>
+        <w:rPr>
+          <w:lang w:val="id_ID" w:bidi="id_ID"/>
+        </w:rPr>
+        <w:t xml:space="preserve">Aku memberikan nyawa-Ku bagi domba-domba-Ku: Yesus berbicara tentang penyaliban-Nya (psl. </w:t>
+      </w:r>
+      <w:hyperlink r:id="rId417">
+        <w:r>
+          <w:rPr>
+            <w:lang w:val="id_ID" w:bidi="id_ID"/>
+          </w:rPr>
+          <w:rPr>
+            <w:color w:val="0000EE"/>
+            <w:u w:val="single"/>
+          </w:rPr>
+          <w:t>19</w:t>
+        </w:r>
+      </w:hyperlink>
+      <w:r>
+        <w:rPr>
+          <w:lang w:val="id_ID" w:bidi="id_ID"/>
+        </w:rPr>
+        <w:t>).</w:t>
+      </w:r>
+      <w:r>
+        <w:rPr>
+          <w:lang w:val="id_ID" w:bidi="id_ID"/>
+        </w:rPr>
+      </w:r>
+      <w:r>
+        <w:rPr>
+          <w:lang w:val="id_ID" w:bidi="id_ID"/>
+        </w:rPr>
+      </w:r>
+    </w:p>
+    <w:p>
+      <w:pPr/>
+      <w:r>
+        <w:rPr>
+          <w:lang w:val="id_ID" w:bidi="id_ID"/>
+        </w:rPr>
+      </w:r>
+    </w:p>
+    <w:p>
+      <w:pPr>
+        <w:pStyle w:val="Heading2"/>
+      </w:pPr>
+      <w:r>
+        <w:rPr>
+          <w:lang w:val="id_ID" w:bidi="id_ID"/>
+        </w:rPr>
+        <w:t>Yohanes 10:15</w:t>
+      </w:r>
+      <w:r>
+        <w:rPr>
+          <w:lang w:val="id_ID" w:bidi="id_ID"/>
+        </w:rPr>
+      </w:r>
+    </w:p>
+    <w:p>
+      <w:pPr/>
+      <w:r>
+        <w:rPr>
+          <w:lang w:val="id_ID" w:bidi="id_ID"/>
+        </w:rPr>
+      </w:r>
+      <w:r>
+        <w:rPr>
+          <w:lang w:val="id_ID" w:bidi="id_ID"/>
+        </w:rPr>
+        <w:t>Bapa dan Anak memiliki hubungan yang sangat karib, dan hubungan seperti inilah yang Yesus miliki dengan domba-domba-Nya melalui Roh Kudus (</w:t>
+      </w:r>
+      <w:hyperlink r:id="rId418">
+        <w:r>
+          <w:rPr>
+            <w:lang w:val="id_ID" w:bidi="id_ID"/>
+          </w:rPr>
+          <w:rPr>
+            <w:color w:val="0000EE"/>
+            <w:u w:val="single"/>
+          </w:rPr>
+          <w:t>Yoh. 14:23–31</w:t>
         </w:r>
       </w:hyperlink>
       <w:r>
@@ -20615,160 +21514,16 @@
         </w:rPr>
         <w:t xml:space="preserve">; </w:t>
       </w:r>
-      <w:hyperlink r:id="rId408">
-        <w:r>
-          <w:rPr>
-            <w:lang w:val="id_ID" w:bidi="id_ID"/>
-          </w:rPr>
-          <w:rPr>
-            <w:color w:val="0000EE"/>
-            <w:u w:val="single"/>
-          </w:rPr>
-          <w:t>Mzm. 23</w:t>
-        </w:r>
-      </w:hyperlink>
-      <w:r>
-        <w:rPr>
-          <w:lang w:val="id_ID" w:bidi="id_ID"/>
-        </w:rPr>
-        <w:t xml:space="preserve">; </w:t>
-      </w:r>
-      <w:hyperlink r:id="rId409">
-        <w:r>
-          <w:rPr>
-            <w:lang w:val="id_ID" w:bidi="id_ID"/>
-          </w:rPr>
-          <w:rPr>
-            <w:color w:val="0000EE"/>
-            <w:u w:val="single"/>
-          </w:rPr>
-          <w:t>78:52–53</w:t>
-        </w:r>
-      </w:hyperlink>
-      <w:r>
-        <w:rPr>
-          <w:lang w:val="id_ID" w:bidi="id_ID"/>
-        </w:rPr>
-        <w:t xml:space="preserve">; </w:t>
-      </w:r>
-      <w:hyperlink r:id="rId410">
-        <w:r>
-          <w:rPr>
-            <w:lang w:val="id_ID" w:bidi="id_ID"/>
-          </w:rPr>
-          <w:rPr>
-            <w:color w:val="0000EE"/>
-            <w:u w:val="single"/>
-          </w:rPr>
-          <w:t>Yes. 40:10–11</w:t>
-        </w:r>
-      </w:hyperlink>
-      <w:r>
-        <w:rPr>
-          <w:lang w:val="id_ID" w:bidi="id_ID"/>
-        </w:rPr>
-        <w:t>). Pemimpin rohani dan politik atas Israel juga merupakan gembala bagi umat Allah, kawanan domba Allah (</w:t>
-      </w:r>
-      <w:hyperlink r:id="rId411">
-        <w:r>
-          <w:rPr>
-            <w:lang w:val="id_ID" w:bidi="id_ID"/>
-          </w:rPr>
-          <w:rPr>
-            <w:color w:val="0000EE"/>
-            <w:u w:val="single"/>
-          </w:rPr>
-          <w:t>Yes. 56:9–12</w:t>
-        </w:r>
-      </w:hyperlink>
-      <w:r>
-        <w:rPr>
-          <w:lang w:val="id_ID" w:bidi="id_ID"/>
-        </w:rPr>
-        <w:t xml:space="preserve">; </w:t>
-      </w:r>
-      <w:hyperlink r:id="rId406">
-        <w:r>
-          <w:rPr>
-            <w:lang w:val="id_ID" w:bidi="id_ID"/>
-          </w:rPr>
-          <w:rPr>
-            <w:color w:val="0000EE"/>
-            <w:u w:val="single"/>
-          </w:rPr>
-          <w:t>Yer. 23:1–4</w:t>
-        </w:r>
-      </w:hyperlink>
-      <w:r>
-        <w:rPr>
-          <w:lang w:val="id_ID" w:bidi="id_ID"/>
-        </w:rPr>
-        <w:t xml:space="preserve">; </w:t>
-      </w:r>
-      <w:hyperlink r:id="rId412">
-        <w:r>
-          <w:rPr>
-            <w:lang w:val="id_ID" w:bidi="id_ID"/>
-          </w:rPr>
-          <w:rPr>
-            <w:color w:val="0000EE"/>
-            <w:u w:val="single"/>
-          </w:rPr>
-          <w:t>Yeh. 34</w:t>
-        </w:r>
-      </w:hyperlink>
-      <w:r>
-        <w:rPr>
-          <w:lang w:val="id_ID" w:bidi="id_ID"/>
-        </w:rPr>
-        <w:t xml:space="preserve">). Yesus memanfaatkan Hari Raya Pentahbisan Bait Allah untuk berkhotbah (lihat </w:t>
-      </w:r>
-      <w:hyperlink r:id="rId413">
-        <w:r>
-          <w:rPr>
-            <w:lang w:val="id_ID" w:bidi="id_ID"/>
-          </w:rPr>
-          <w:rPr>
-            <w:color w:val="0000EE"/>
-            <w:u w:val="single"/>
-          </w:rPr>
-          <w:t>Yoh. 10:22</w:t>
-        </w:r>
-      </w:hyperlink>
-      <w:r>
-        <w:rPr>
-          <w:lang w:val="id_ID" w:bidi="id_ID"/>
-        </w:rPr>
-        <w:t xml:space="preserve">), dengan membahas tema gembala. Hari raya ini Ia gunakan sebagai kesempatan untuk merenungkan kelakuan para pemimpin Israel (“gembala”) sebagaimana tertulis dalam </w:t>
-      </w:r>
-      <w:hyperlink r:id="rId412">
-        <w:r>
-          <w:rPr>
-            <w:lang w:val="id_ID" w:bidi="id_ID"/>
-          </w:rPr>
-          <w:rPr>
-            <w:color w:val="0000EE"/>
-            <w:u w:val="single"/>
-          </w:rPr>
-          <w:t>Yeh. 34</w:t>
-        </w:r>
-      </w:hyperlink>
-      <w:r>
-        <w:rPr>
-          <w:lang w:val="id_ID" w:bidi="id_ID"/>
-        </w:rPr>
-        <w:t>. Pada kesempatan ini Yesus memperkenalkan diri-Nya sebagai gembala yang baik (</w:t>
-      </w:r>
-      <w:hyperlink r:id="rId264">
-        <w:r>
-          <w:rPr>
-            <w:lang w:val="id_ID" w:bidi="id_ID"/>
-          </w:rPr>
-          <w:rPr>
-            <w:color w:val="0000EE"/>
-            <w:u w:val="single"/>
-          </w:rPr>
-          <w:t>Yoh. 10:11–14</w:t>
+      <w:hyperlink r:id="rId419">
+        <w:r>
+          <w:rPr>
+            <w:lang w:val="id_ID" w:bidi="id_ID"/>
+          </w:rPr>
+          <w:rPr>
+            <w:color w:val="0000EE"/>
+            <w:u w:val="single"/>
+          </w:rPr>
+          <w:t>15:1–11</w:t>
         </w:r>
       </w:hyperlink>
       <w:r>
@@ -20804,57 +21559,57 @@
         <w:rPr>
           <w:lang w:val="id_ID" w:bidi="id_ID"/>
         </w:rPr>
-        <w:t>Yohanes 10:1–42</w:t>
-      </w:r>
-      <w:r>
-        <w:rPr>
-          <w:lang w:val="id_ID" w:bidi="id_ID"/>
-        </w:rPr>
-      </w:r>
-    </w:p>
-    <w:p>
-      <w:pPr/>
-      <w:r>
-        <w:rPr>
-          <w:lang w:val="id_ID" w:bidi="id_ID"/>
-        </w:rPr>
-      </w:r>
-      <w:hyperlink r:id="rId232">
-        <w:r>
-          <w:rPr>
-            <w:lang w:val="id_ID" w:bidi="id_ID"/>
-          </w:rPr>
-          <w:rPr>
-            <w:color w:val="0000EE"/>
-            <w:u w:val="single"/>
-          </w:rPr>
-          <w:t>Pasal 10</w:t>
-        </w:r>
-      </w:hyperlink>
-      <w:r>
-        <w:rPr>
-          <w:lang w:val="id_ID" w:bidi="id_ID"/>
-        </w:rPr>
-        <w:t xml:space="preserve"> melanjutkan rangkaian khotbah-khotbah Yesus dalam hari-hari raya (lihat </w:t>
-      </w:r>
-      <w:r>
-        <w:rPr>
-          <w:lang w:val="id_ID" w:bidi="id_ID"/>
-        </w:rPr>
-        <w:t>catatan studi pada Yoh 5:1–10:42</w:t>
-      </w:r>
-      <w:r>
-        <w:rPr>
-          <w:lang w:val="id_ID" w:bidi="id_ID"/>
-        </w:rPr>
-        <w:t xml:space="preserve">). Kali ini hari raya yang dipilih adalah Pentahbisan Bait Allah, pemilihan waktu ini adalah kunci untuk memahami cerita (lht. </w:t>
-      </w:r>
-      <w:r>
-        <w:rPr>
-          <w:lang w:val="id_ID" w:bidi="id_ID"/>
-        </w:rPr>
-        <w:t>catatan studi pada Yoh. 10:22</w:t>
-      </w:r>
+        <w:t>Yohanes 10:16</w:t>
+      </w:r>
+      <w:r>
+        <w:rPr>
+          <w:lang w:val="id_ID" w:bidi="id_ID"/>
+        </w:rPr>
+      </w:r>
+    </w:p>
+    <w:p>
+      <w:pPr/>
+      <w:r>
+        <w:rPr>
+          <w:lang w:val="id_ID" w:bidi="id_ID"/>
+        </w:rPr>
+      </w:r>
+      <w:r>
+        <w:rPr>
+          <w:lang w:val="id_ID" w:bidi="id_ID"/>
+        </w:rPr>
+        <w:t xml:space="preserve">domba-domba lain: Orang percaya di luar agama Yahudi suatu hari akan bergabung dalam kawanan domba Yesus (lihat </w:t>
+      </w:r>
+      <w:hyperlink r:id="rId420">
+        <w:r>
+          <w:rPr>
+            <w:lang w:val="id_ID" w:bidi="id_ID"/>
+          </w:rPr>
+          <w:rPr>
+            <w:color w:val="0000EE"/>
+            <w:u w:val="single"/>
+          </w:rPr>
+          <w:t>Yoh. 11:52</w:t>
+        </w:r>
+      </w:hyperlink>
+      <w:r>
+        <w:rPr>
+          <w:lang w:val="id_ID" w:bidi="id_ID"/>
+        </w:rPr>
+        <w:t>). Dalam visi Yesus bagi umat-Nya, orang percaya Yahudi dan non-Yahudi dari berbagai budaya akan menjadi satu kawanan dengan satu gembala yang sama (</w:t>
+      </w:r>
+      <w:hyperlink r:id="rId421">
+        <w:r>
+          <w:rPr>
+            <w:lang w:val="id_ID" w:bidi="id_ID"/>
+          </w:rPr>
+          <w:rPr>
+            <w:color w:val="0000EE"/>
+            <w:u w:val="single"/>
+          </w:rPr>
+          <w:t>Yoh. 17:20–23</w:t>
+        </w:r>
+      </w:hyperlink>
       <w:r>
         <w:rPr>
           <w:lang w:val="id_ID" w:bidi="id_ID"/>
@@ -20888,739 +21643,6 @@
         <w:rPr>
           <w:lang w:val="id_ID" w:bidi="id_ID"/>
         </w:rPr>
-        <w:t>Yohanes 10:3</w:t>
-      </w:r>
-      <w:r>
-        <w:rPr>
-          <w:lang w:val="id_ID" w:bidi="id_ID"/>
-        </w:rPr>
-      </w:r>
-    </w:p>
-    <w:p>
-      <w:pPr/>
-      <w:r>
-        <w:rPr>
-          <w:lang w:val="id_ID" w:bidi="id_ID"/>
-        </w:rPr>
-      </w:r>
-      <w:r>
-        <w:rPr>
-          <w:lang w:val="id_ID" w:bidi="id_ID"/>
-        </w:rPr>
-        <w:t>domba-domba mendengarkan suaranya</w:t>
-      </w:r>
-      <w:r>
-        <w:rPr>
-          <w:lang w:val="id_ID" w:bidi="id_ID"/>
-        </w:rPr>
-        <w:t>: Gembala di Timur Tengah dikenal dengan kemampuan mereka mengenal domba-domba secara akrab. Domba dituntun dengan alunan seruling, lagu, atau perintah lisan.</w:t>
-      </w:r>
-      <w:r>
-        <w:rPr>
-          <w:lang w:val="id_ID" w:bidi="id_ID"/>
-        </w:rPr>
-      </w:r>
-      <w:r>
-        <w:rPr>
-          <w:lang w:val="id_ID" w:bidi="id_ID"/>
-        </w:rPr>
-      </w:r>
-    </w:p>
-    <w:p>
-      <w:pPr/>
-      <w:r>
-        <w:rPr>
-          <w:lang w:val="id_ID" w:bidi="id_ID"/>
-        </w:rPr>
-      </w:r>
-    </w:p>
-    <w:p>
-      <w:pPr>
-        <w:pStyle w:val="Heading2"/>
-      </w:pPr>
-      <w:r>
-        <w:rPr>
-          <w:lang w:val="id_ID" w:bidi="id_ID"/>
-        </w:rPr>
-        <w:t>Yohanes 10:4</w:t>
-      </w:r>
-      <w:r>
-        <w:rPr>
-          <w:lang w:val="id_ID" w:bidi="id_ID"/>
-        </w:rPr>
-      </w:r>
-    </w:p>
-    <w:p>
-      <w:pPr/>
-      <w:r>
-        <w:rPr>
-          <w:lang w:val="id_ID" w:bidi="id_ID"/>
-        </w:rPr>
-      </w:r>
-      <w:r>
-        <w:rPr>
-          <w:lang w:val="id_ID" w:bidi="id_ID"/>
-        </w:rPr>
-        <w:t>Seorang gembala yang baik selalu memimpin dombanya; dia tidak pernah mengusir mereka. Ketika mereka mengenali suaranya, mereka mempercayai kepemimpinannya dan mengikutinya.</w:t>
-      </w:r>
-      <w:r>
-        <w:rPr>
-          <w:lang w:val="id_ID" w:bidi="id_ID"/>
-        </w:rPr>
-      </w:r>
-      <w:r>
-        <w:rPr>
-          <w:lang w:val="id_ID" w:bidi="id_ID"/>
-        </w:rPr>
-      </w:r>
-    </w:p>
-    <w:p>
-      <w:pPr/>
-      <w:r>
-        <w:rPr>
-          <w:lang w:val="id_ID" w:bidi="id_ID"/>
-        </w:rPr>
-      </w:r>
-    </w:p>
-    <w:p>
-      <w:pPr>
-        <w:pStyle w:val="Heading2"/>
-      </w:pPr>
-      <w:r>
-        <w:rPr>
-          <w:lang w:val="id_ID" w:bidi="id_ID"/>
-        </w:rPr>
-        <w:t>Yohanes 10:7</w:t>
-      </w:r>
-      <w:r>
-        <w:rPr>
-          <w:lang w:val="id_ID" w:bidi="id_ID"/>
-        </w:rPr>
-      </w:r>
-    </w:p>
-    <w:p>
-      <w:pPr/>
-      <w:r>
-        <w:rPr>
-          <w:lang w:val="id_ID" w:bidi="id_ID"/>
-        </w:rPr>
-      </w:r>
-      <w:r>
-        <w:rPr>
-          <w:lang w:val="id_ID" w:bidi="id_ID"/>
-        </w:rPr>
-        <w:t xml:space="preserve">Akulah: lihat </w:t>
-      </w:r>
-      <w:r>
-        <w:rPr>
-          <w:lang w:val="id_ID" w:bidi="id_ID"/>
-        </w:rPr>
-        <w:t>catatan studi pada 6:35</w:t>
-      </w:r>
-      <w:r>
-        <w:rPr>
-          <w:lang w:val="id_ID" w:bidi="id_ID"/>
-        </w:rPr>
-        <w:t>. Seorang gembala yang baik dikenali karena menjaga domba-dombanya di gerbang seperti seorang pengawal.</w:t>
-      </w:r>
-      <w:r>
-        <w:rPr>
-          <w:lang w:val="id_ID" w:bidi="id_ID"/>
-        </w:rPr>
-      </w:r>
-      <w:r>
-        <w:rPr>
-          <w:lang w:val="id_ID" w:bidi="id_ID"/>
-        </w:rPr>
-      </w:r>
-    </w:p>
-    <w:p>
-      <w:pPr/>
-      <w:r>
-        <w:rPr>
-          <w:lang w:val="id_ID" w:bidi="id_ID"/>
-        </w:rPr>
-      </w:r>
-    </w:p>
-    <w:p>
-      <w:pPr>
-        <w:pStyle w:val="Heading2"/>
-      </w:pPr>
-      <w:r>
-        <w:rPr>
-          <w:lang w:val="id_ID" w:bidi="id_ID"/>
-        </w:rPr>
-        <w:t>Yohanes 10:9</w:t>
-      </w:r>
-      <w:r>
-        <w:rPr>
-          <w:lang w:val="id_ID" w:bidi="id_ID"/>
-        </w:rPr>
-      </w:r>
-    </w:p>
-    <w:p>
-      <w:pPr/>
-      <w:r>
-        <w:rPr>
-          <w:lang w:val="id_ID" w:bidi="id_ID"/>
-        </w:rPr>
-      </w:r>
-      <w:r>
-        <w:rPr>
-          <w:lang w:val="id_ID" w:bidi="id_ID"/>
-        </w:rPr>
-        <w:t xml:space="preserve">akan selamat (atau </w:t>
-      </w:r>
-      <w:r>
-        <w:rPr>
-          <w:i/>
-          <w:lang w:val="id_ID" w:bidi="id_ID"/>
-        </w:rPr>
-        <w:t>akan mendapat keamanan</w:t>
-      </w:r>
-      <w:r>
-        <w:rPr>
-          <w:lang w:val="id_ID" w:bidi="id_ID"/>
-        </w:rPr>
-        <w:t>): Sebagai penjaga gerbang, Yesus menjauhkan siapa saja yang mungkin membahayakan domba-domba-Nya, menjaga mereka di dalam kandang, tempat yang aman bagi mereka.</w:t>
-      </w:r>
-      <w:r>
-        <w:rPr>
-          <w:lang w:val="id_ID" w:bidi="id_ID"/>
-        </w:rPr>
-      </w:r>
-      <w:r>
-        <w:rPr>
-          <w:lang w:val="id_ID" w:bidi="id_ID"/>
-        </w:rPr>
-      </w:r>
-    </w:p>
-    <w:p>
-      <w:pPr/>
-      <w:r>
-        <w:rPr>
-          <w:lang w:val="id_ID" w:bidi="id_ID"/>
-        </w:rPr>
-      </w:r>
-    </w:p>
-    <w:p>
-      <w:pPr>
-        <w:pStyle w:val="Heading2"/>
-      </w:pPr>
-      <w:r>
-        <w:rPr>
-          <w:lang w:val="id_ID" w:bidi="id_ID"/>
-        </w:rPr>
-        <w:t>Yohanes 10:10</w:t>
-      </w:r>
-      <w:r>
-        <w:rPr>
-          <w:lang w:val="id_ID" w:bidi="id_ID"/>
-        </w:rPr>
-      </w:r>
-    </w:p>
-    <w:p>
-      <w:pPr/>
-      <w:r>
-        <w:rPr>
-          <w:lang w:val="id_ID" w:bidi="id_ID"/>
-        </w:rPr>
-      </w:r>
-      <w:r>
-        <w:rPr>
-          <w:lang w:val="id_ID" w:bidi="id_ID"/>
-        </w:rPr>
-        <w:t xml:space="preserve">Para pengikut Yesus harus waspada terhadap gembala jahat yang ingin mencuri, membunuh, dan membinasakan. Ketika kisah Pentahbisan Bait Suci diceritakan kepada orang-orang Yahudi (lihat </w:t>
-      </w:r>
-      <w:r>
-        <w:rPr>
-          <w:lang w:val="id_ID" w:bidi="id_ID"/>
-        </w:rPr>
-        <w:t>catatan studi pada Yoh. 10:22</w:t>
-      </w:r>
-      <w:r>
-        <w:rPr>
-          <w:lang w:val="id_ID" w:bidi="id_ID"/>
-        </w:rPr>
-        <w:t>), mereka diingatkan tentang para pemimpin agama yang palsu, yang karena gagal memimpin, mereka telah menyebabkan hilangnya Bait Suci Allah di Yerusalem.</w:t>
-      </w:r>
-      <w:r>
-        <w:rPr>
-          <w:lang w:val="id_ID" w:bidi="id_ID"/>
-        </w:rPr>
-      </w:r>
-      <w:r>
-        <w:rPr>
-          <w:lang w:val="id_ID" w:bidi="id_ID"/>
-        </w:rPr>
-      </w:r>
-    </w:p>
-    <w:p>
-      <w:pPr/>
-      <w:r>
-        <w:rPr>
-          <w:lang w:val="id_ID" w:bidi="id_ID"/>
-        </w:rPr>
-      </w:r>
-    </w:p>
-    <w:p>
-      <w:pPr>
-        <w:pStyle w:val="Heading2"/>
-      </w:pPr>
-      <w:r>
-        <w:rPr>
-          <w:lang w:val="id_ID" w:bidi="id_ID"/>
-        </w:rPr>
-        <w:t>Yohanes 10:11–13</w:t>
-      </w:r>
-      <w:r>
-        <w:rPr>
-          <w:lang w:val="id_ID" w:bidi="id_ID"/>
-        </w:rPr>
-      </w:r>
-    </w:p>
-    <w:p>
-      <w:pPr/>
-      <w:r>
-        <w:rPr>
-          <w:lang w:val="id_ID" w:bidi="id_ID"/>
-        </w:rPr>
-      </w:r>
-      <w:r>
-        <w:rPr>
-          <w:lang w:val="id_ID" w:bidi="id_ID"/>
-        </w:rPr>
-        <w:t>Di desa-desa kecil di Timur Tengah, sering dibuat kelompok kawanan domba dan mempekerjakan satu orang untuk menjaga domba-domba mereka. Namun, seorang pekerja tidak memiliki komitmen seperti gembala sungguhan. Di gurun Yudea banyak hewan pemangsa. Ketika serigala atau pemangsa lainnya menyerang, pekerja upahan itu akan lari, bukannya melindungi domba-dombanya. Yesus tidak akan pernah melakukan itu; Ia akan selalu menghadang bahaya yang hendak mendekati domba-domba-Nya.</w:t>
-      </w:r>
-      <w:r>
-        <w:rPr>
-          <w:lang w:val="id_ID" w:bidi="id_ID"/>
-        </w:rPr>
-      </w:r>
-      <w:r>
-        <w:rPr>
-          <w:lang w:val="id_ID" w:bidi="id_ID"/>
-        </w:rPr>
-      </w:r>
-    </w:p>
-    <w:p>
-      <w:pPr/>
-      <w:r>
-        <w:rPr>
-          <w:lang w:val="id_ID" w:bidi="id_ID"/>
-        </w:rPr>
-      </w:r>
-    </w:p>
-    <w:p>
-      <w:pPr>
-        <w:pStyle w:val="Heading2"/>
-      </w:pPr>
-      <w:r>
-        <w:rPr>
-          <w:lang w:val="id_ID" w:bidi="id_ID"/>
-        </w:rPr>
-        <w:t>Yohanes 10:11–14</w:t>
-      </w:r>
-      <w:r>
-        <w:rPr>
-          <w:lang w:val="id_ID" w:bidi="id_ID"/>
-        </w:rPr>
-      </w:r>
-    </w:p>
-    <w:p>
-      <w:pPr/>
-      <w:r>
-        <w:rPr>
-          <w:lang w:val="id_ID" w:bidi="id_ID"/>
-        </w:rPr>
-      </w:r>
-      <w:r>
-        <w:rPr>
-          <w:lang w:val="id_ID" w:bidi="id_ID"/>
-        </w:rPr>
-        <w:t xml:space="preserve">Akulah: lihat </w:t>
-      </w:r>
-      <w:r>
-        <w:rPr>
-          <w:lang w:val="id_ID" w:bidi="id_ID"/>
-        </w:rPr>
-        <w:t>catatan studi pada Yoh. 6:35</w:t>
-      </w:r>
-      <w:r>
-        <w:rPr>
-          <w:lang w:val="id_ID" w:bidi="id_ID"/>
-        </w:rPr>
-        <w:t xml:space="preserve">. Gembala yang baik memimpin dombanya, mencari makanan dan air, serta menuntun jalan di padang gurun (lht. </w:t>
-      </w:r>
-      <w:hyperlink r:id="rId408">
-        <w:r>
-          <w:rPr>
-            <w:lang w:val="id_ID" w:bidi="id_ID"/>
-          </w:rPr>
-          <w:rPr>
-            <w:color w:val="0000EE"/>
-            <w:u w:val="single"/>
-          </w:rPr>
-          <w:t>Mzm. 23</w:t>
-        </w:r>
-      </w:hyperlink>
-      <w:r>
-        <w:rPr>
-          <w:lang w:val="id_ID" w:bidi="id_ID"/>
-        </w:rPr>
-        <w:t>). Gembala yang baik menjaga dombanya dari bahaya (</w:t>
-      </w:r>
-      <w:hyperlink r:id="rId414">
-        <w:r>
-          <w:rPr>
-            <w:lang w:val="id_ID" w:bidi="id_ID"/>
-          </w:rPr>
-          <w:rPr>
-            <w:color w:val="0000EE"/>
-            <w:u w:val="single"/>
-          </w:rPr>
-          <w:t>Yoh. 10:11</w:t>
-        </w:r>
-      </w:hyperlink>
-      <w:r>
-        <w:rPr>
-          <w:lang w:val="id_ID" w:bidi="id_ID"/>
-        </w:rPr>
-        <w:t>) dan berjuang untuk melindungi mereka. Perjanjian Lama menggambarkan Allah sebagai gembala Israel (</w:t>
-      </w:r>
-      <w:hyperlink r:id="rId408">
-        <w:r>
-          <w:rPr>
-            <w:lang w:val="id_ID" w:bidi="id_ID"/>
-          </w:rPr>
-          <w:rPr>
-            <w:color w:val="0000EE"/>
-            <w:u w:val="single"/>
-          </w:rPr>
-          <w:t>Mzm. 23</w:t>
-        </w:r>
-      </w:hyperlink>
-      <w:r>
-        <w:rPr>
-          <w:lang w:val="id_ID" w:bidi="id_ID"/>
-        </w:rPr>
-        <w:t xml:space="preserve">; </w:t>
-      </w:r>
-      <w:hyperlink r:id="rId415">
-        <w:r>
-          <w:rPr>
-            <w:lang w:val="id_ID" w:bidi="id_ID"/>
-          </w:rPr>
-          <w:rPr>
-            <w:color w:val="0000EE"/>
-            <w:u w:val="single"/>
-          </w:rPr>
-          <w:t>80:1</w:t>
-        </w:r>
-      </w:hyperlink>
-      <w:r>
-        <w:rPr>
-          <w:lang w:val="id_ID" w:bidi="id_ID"/>
-        </w:rPr>
-        <w:t xml:space="preserve">; </w:t>
-      </w:r>
-      <w:hyperlink r:id="rId410">
-        <w:r>
-          <w:rPr>
-            <w:lang w:val="id_ID" w:bidi="id_ID"/>
-          </w:rPr>
-          <w:rPr>
-            <w:color w:val="0000EE"/>
-            <w:u w:val="single"/>
-          </w:rPr>
-          <w:t>Yes. 40:10–11</w:t>
-        </w:r>
-      </w:hyperlink>
-      <w:r>
-        <w:rPr>
-          <w:lang w:val="id_ID" w:bidi="id_ID"/>
-        </w:rPr>
-        <w:t>). Para pemimpin umat Allah harus menggembalakan kawanan domba mereka seperti halnya Allah (</w:t>
-      </w:r>
-      <w:hyperlink r:id="rId416">
-        <w:r>
-          <w:rPr>
-            <w:lang w:val="id_ID" w:bidi="id_ID"/>
-          </w:rPr>
-          <w:rPr>
-            <w:color w:val="0000EE"/>
-            <w:u w:val="single"/>
-          </w:rPr>
-          <w:t>Yeh. 34:23</w:t>
-        </w:r>
-      </w:hyperlink>
-      <w:r>
-        <w:rPr>
-          <w:lang w:val="id_ID" w:bidi="id_ID"/>
-        </w:rPr>
-        <w:t xml:space="preserve">). Sayangnya, para pemimpin Israel pada zaman Yesus bukan gembala yang baik. </w:t>
-      </w:r>
-      <w:r>
-        <w:rPr>
-          <w:lang w:val="id_ID" w:bidi="id_ID"/>
-        </w:rPr>
-      </w:r>
-      <w:r>
-        <w:rPr>
-          <w:lang w:val="id_ID" w:bidi="id_ID"/>
-        </w:rPr>
-      </w:r>
-    </w:p>
-    <w:p>
-      <w:pPr/>
-      <w:r>
-        <w:rPr>
-          <w:lang w:val="id_ID" w:bidi="id_ID"/>
-        </w:rPr>
-      </w:r>
-    </w:p>
-    <w:p>
-      <w:pPr>
-        <w:pStyle w:val="Heading2"/>
-      </w:pPr>
-      <w:r>
-        <w:rPr>
-          <w:lang w:val="id_ID" w:bidi="id_ID"/>
-        </w:rPr>
-        <w:t>Yohanes 10:14–17</w:t>
-      </w:r>
-      <w:r>
-        <w:rPr>
-          <w:lang w:val="id_ID" w:bidi="id_ID"/>
-        </w:rPr>
-      </w:r>
-    </w:p>
-    <w:p>
-      <w:pPr/>
-      <w:r>
-        <w:rPr>
-          <w:lang w:val="id_ID" w:bidi="id_ID"/>
-        </w:rPr>
-      </w:r>
-      <w:r>
-        <w:rPr>
-          <w:lang w:val="id_ID" w:bidi="id_ID"/>
-        </w:rPr>
-        <w:t xml:space="preserve">Aku memberikan nyawa-Ku bagi domba-domba-Ku: Yesus berbicara tentang penyaliban-Nya (psl. </w:t>
-      </w:r>
-      <w:hyperlink r:id="rId417">
-        <w:r>
-          <w:rPr>
-            <w:lang w:val="id_ID" w:bidi="id_ID"/>
-          </w:rPr>
-          <w:rPr>
-            <w:color w:val="0000EE"/>
-            <w:u w:val="single"/>
-          </w:rPr>
-          <w:t>19</w:t>
-        </w:r>
-      </w:hyperlink>
-      <w:r>
-        <w:rPr>
-          <w:lang w:val="id_ID" w:bidi="id_ID"/>
-        </w:rPr>
-        <w:t>).</w:t>
-      </w:r>
-      <w:r>
-        <w:rPr>
-          <w:lang w:val="id_ID" w:bidi="id_ID"/>
-        </w:rPr>
-      </w:r>
-      <w:r>
-        <w:rPr>
-          <w:lang w:val="id_ID" w:bidi="id_ID"/>
-        </w:rPr>
-      </w:r>
-    </w:p>
-    <w:p>
-      <w:pPr/>
-      <w:r>
-        <w:rPr>
-          <w:lang w:val="id_ID" w:bidi="id_ID"/>
-        </w:rPr>
-      </w:r>
-    </w:p>
-    <w:p>
-      <w:pPr>
-        <w:pStyle w:val="Heading2"/>
-      </w:pPr>
-      <w:r>
-        <w:rPr>
-          <w:lang w:val="id_ID" w:bidi="id_ID"/>
-        </w:rPr>
-        <w:t>Yohanes 10:15</w:t>
-      </w:r>
-      <w:r>
-        <w:rPr>
-          <w:lang w:val="id_ID" w:bidi="id_ID"/>
-        </w:rPr>
-      </w:r>
-    </w:p>
-    <w:p>
-      <w:pPr/>
-      <w:r>
-        <w:rPr>
-          <w:lang w:val="id_ID" w:bidi="id_ID"/>
-        </w:rPr>
-      </w:r>
-      <w:r>
-        <w:rPr>
-          <w:lang w:val="id_ID" w:bidi="id_ID"/>
-        </w:rPr>
-        <w:t>Bapa dan Anak memiliki hubungan yang sangat karib, dan hubungan seperti inilah yang Yesus miliki dengan domba-domba-Nya melalui Roh Kudus (</w:t>
-      </w:r>
-      <w:hyperlink r:id="rId418">
-        <w:r>
-          <w:rPr>
-            <w:lang w:val="id_ID" w:bidi="id_ID"/>
-          </w:rPr>
-          <w:rPr>
-            <w:color w:val="0000EE"/>
-            <w:u w:val="single"/>
-          </w:rPr>
-          <w:t>Yoh. 14:23–31</w:t>
-        </w:r>
-      </w:hyperlink>
-      <w:r>
-        <w:rPr>
-          <w:lang w:val="id_ID" w:bidi="id_ID"/>
-        </w:rPr>
-        <w:t xml:space="preserve">; </w:t>
-      </w:r>
-      <w:hyperlink r:id="rId419">
-        <w:r>
-          <w:rPr>
-            <w:lang w:val="id_ID" w:bidi="id_ID"/>
-          </w:rPr>
-          <w:rPr>
-            <w:color w:val="0000EE"/>
-            <w:u w:val="single"/>
-          </w:rPr>
-          <w:t>15:1–11</w:t>
-        </w:r>
-      </w:hyperlink>
-      <w:r>
-        <w:rPr>
-          <w:lang w:val="id_ID" w:bidi="id_ID"/>
-        </w:rPr>
-        <w:t>).</w:t>
-      </w:r>
-      <w:r>
-        <w:rPr>
-          <w:lang w:val="id_ID" w:bidi="id_ID"/>
-        </w:rPr>
-      </w:r>
-      <w:r>
-        <w:rPr>
-          <w:lang w:val="id_ID" w:bidi="id_ID"/>
-        </w:rPr>
-      </w:r>
-    </w:p>
-    <w:p>
-      <w:pPr/>
-      <w:r>
-        <w:rPr>
-          <w:lang w:val="id_ID" w:bidi="id_ID"/>
-        </w:rPr>
-      </w:r>
-    </w:p>
-    <w:p>
-      <w:pPr>
-        <w:pStyle w:val="Heading2"/>
-      </w:pPr>
-      <w:r>
-        <w:rPr>
-          <w:lang w:val="id_ID" w:bidi="id_ID"/>
-        </w:rPr>
-        <w:t>Yohanes 10:16</w:t>
-      </w:r>
-      <w:r>
-        <w:rPr>
-          <w:lang w:val="id_ID" w:bidi="id_ID"/>
-        </w:rPr>
-      </w:r>
-    </w:p>
-    <w:p>
-      <w:pPr/>
-      <w:r>
-        <w:rPr>
-          <w:lang w:val="id_ID" w:bidi="id_ID"/>
-        </w:rPr>
-      </w:r>
-      <w:r>
-        <w:rPr>
-          <w:lang w:val="id_ID" w:bidi="id_ID"/>
-        </w:rPr>
-        <w:t xml:space="preserve">domba-domba lain: Orang percaya di luar agama Yahudi suatu hari akan bergabung dalam kawanan domba Yesus (lihat </w:t>
-      </w:r>
-      <w:hyperlink r:id="rId420">
-        <w:r>
-          <w:rPr>
-            <w:lang w:val="id_ID" w:bidi="id_ID"/>
-          </w:rPr>
-          <w:rPr>
-            <w:color w:val="0000EE"/>
-            <w:u w:val="single"/>
-          </w:rPr>
-          <w:t>Yoh. 11:52</w:t>
-        </w:r>
-      </w:hyperlink>
-      <w:r>
-        <w:rPr>
-          <w:lang w:val="id_ID" w:bidi="id_ID"/>
-        </w:rPr>
-        <w:t>). Dalam visi Yesus bagi umat-Nya, orang percaya Yahudi dan non-Yahudi dari berbagai budaya akan menjadi satu kawanan dengan satu gembala yang sama (</w:t>
-      </w:r>
-      <w:hyperlink r:id="rId421">
-        <w:r>
-          <w:rPr>
-            <w:lang w:val="id_ID" w:bidi="id_ID"/>
-          </w:rPr>
-          <w:rPr>
-            <w:color w:val="0000EE"/>
-            <w:u w:val="single"/>
-          </w:rPr>
-          <w:t>Yoh. 17:20–23</w:t>
-        </w:r>
-      </w:hyperlink>
-      <w:r>
-        <w:rPr>
-          <w:lang w:val="id_ID" w:bidi="id_ID"/>
-        </w:rPr>
-        <w:t>).</w:t>
-      </w:r>
-      <w:r>
-        <w:rPr>
-          <w:lang w:val="id_ID" w:bidi="id_ID"/>
-        </w:rPr>
-      </w:r>
-      <w:r>
-        <w:rPr>
-          <w:lang w:val="id_ID" w:bidi="id_ID"/>
-        </w:rPr>
-      </w:r>
-    </w:p>
-    <w:p>
-      <w:pPr/>
-      <w:r>
-        <w:rPr>
-          <w:lang w:val="id_ID" w:bidi="id_ID"/>
-        </w:rPr>
-      </w:r>
-    </w:p>
-    <w:p>
-      <w:pPr>
-        <w:pStyle w:val="Heading2"/>
-      </w:pPr>
-      <w:r>
-        <w:rPr>
-          <w:lang w:val="id_ID" w:bidi="id_ID"/>
-        </w:rPr>
         <w:t>Yohanes 10:18</w:t>
       </w:r>
       <w:r>
@@ -21646,7 +21668,7 @@
         <w:rPr>
           <w:lang w:val="id_ID" w:bidi="id_ID"/>
         </w:rPr>
-        <w:t xml:space="preserve">: Kematian Anak Allah adalah sukarela. Yesus bukan martir atau korban. Keputusan-Nya untuk mati diberikan dengan kehendak bebas dalam ketaatan-Nya dan hubungan yang karib dengan Bapa-Nya (lihat </w:t>
+        <w:t xml:space="preserve">: Kematian Sang Anak terjadi secara sukarela. Yesus bukanlah korban yang tak berdaya dari peristiwa-peristiwa yang berada di luar kendali-Nya. Keputusan-Nya untuk mati diberikan dengan kehendak bebas dalam ketaatan-Nya dan hubungan yang karib dengan Bapa-Nya (lihat </w:t>
       </w:r>
       <w:hyperlink r:id="rId422">
         <w:r>
@@ -21665,6 +21687,14 @@
           <w:lang w:val="id_ID" w:bidi="id_ID"/>
         </w:rPr>
         <w:t>). • Kebangkitan Yesus bukan rencana tambahan di mana Allah menyelamatkan Anak-Nya dari tragedi. Allah tidak dapat dikurung oleh sebuah makam, dan karena Yesus dan Bapa adalah satu, Yesus memiliki otoritas untuk bangkit dari kematian.</w:t>
+      </w:r>
+    </w:p>
+    <w:p>
+      <w:pPr/>
+      <w:r>
+        <w:rPr>
+          <w:lang w:val="id_ID" w:bidi="id_ID"/>
+        </w:rPr>
       </w:r>
       <w:r>
         <w:rPr>

--- a/ind/docx/43.content.docx
+++ b/ind/docx/43.content.docx
@@ -285,7 +285,46 @@
         <w:rPr>
           <w:lang w:val="id_ID" w:bidi="id_ID"/>
         </w:rPr>
-        <w:t xml:space="preserve">). Injil Yohanes dimulai dengan penegasan bahwa Yesus Kristus adalah Firman (Yunani: Logos) yang bukan hanya penyingkapan Allah, tetapi juga adalah Allah sendiri. Logos, berdasarkan pemikiran Yunani, merupakan prinsip rasional yang mengatur tatanan alam semesta dan menjaga keteraturan seluruh kehidupan. Bagi orang-orang Yahudi, logos merupakan perkataan Tuhan, yaitu pernyataan hikmat dan kuasa penciptaan Allah. Pada zaman Yesus, logos dianggap datang dari Allah dan memiliki kepribadian-Nya (lihat </w:t>
+        <w:t xml:space="preserve">). Injil Yohanes dimulai dengan penegasan bahwa Yesus Kristus adalah Firman (Yunani: Logos) yang bukan hanya penyingkapan Allah, tetapi juga adalah Allah sendiri. </w:t>
+      </w:r>
+      <w:r>
+        <w:rPr>
+          <w:i/>
+          <w:lang w:val="id_ID" w:bidi="id_ID"/>
+        </w:rPr>
+        <w:t>Logos</w:t>
+      </w:r>
+      <w:r>
+        <w:rPr>
+          <w:lang w:val="id_ID" w:bidi="id_ID"/>
+        </w:rPr>
+        <w:t xml:space="preserve">, berdasarkan pemikiran Yunani, merupakan prinsip rasional yang mengatur tatanan alam semesta dan menjaga keteraturan seluruh kehidupan. Bagi orang-orang Yahudi, </w:t>
+      </w:r>
+      <w:r>
+        <w:rPr>
+          <w:i/>
+          <w:lang w:val="id_ID" w:bidi="id_ID"/>
+        </w:rPr>
+        <w:t>logos</w:t>
+      </w:r>
+      <w:r>
+        <w:rPr>
+          <w:lang w:val="id_ID" w:bidi="id_ID"/>
+        </w:rPr>
+        <w:t xml:space="preserve"> merupakan perkataan Tuhan, yaitu pernyataan hikmat dan kuasa penciptaan Allah. Pada zaman Yesus, </w:t>
+      </w:r>
+      <w:r>
+        <w:rPr>
+          <w:i/>
+          <w:lang w:val="id_ID" w:bidi="id_ID"/>
+        </w:rPr>
+        <w:t>logos</w:t>
+      </w:r>
+      <w:r>
+        <w:rPr>
+          <w:lang w:val="id_ID" w:bidi="id_ID"/>
+        </w:rPr>
+        <w:t xml:space="preserve"> dianggap datang dari Allah dan memiliki kepribadian-Nya (lihat </w:t>
       </w:r>
       <w:hyperlink r:id="rId16">
         <w:r>
@@ -358,6 +397,27 @@
           <w:lang w:val="id_ID" w:bidi="id_ID"/>
         </w:rPr>
         <w:t xml:space="preserve">). </w:t>
+      </w:r>
+      <w:r>
+        <w:rPr>
+          <w:i/>
+          <w:lang w:val="id_ID" w:bidi="id_ID"/>
+        </w:rPr>
+        <w:t>Logos</w:t>
+      </w:r>
+      <w:r>
+        <w:rPr>
+          <w:lang w:val="id_ID" w:bidi="id_ID"/>
+        </w:rPr>
+        <w:t xml:space="preserve"> adalah Firman Allah, yang melalui-Nya Allah menciptakan segala sesuatu, menyatakan diri-Nya, dan menjadi manusia sebagai Yesus Kristus. Ajaran Kristen kemudian menjelaskan Firman sebagai pribadi kedua dari Tritunggal (yang sepenuhnya mengambil bagian dalam hakikat Allah bersama Bapa dan Roh Kudus).</w:t>
+      </w:r>
+    </w:p>
+    <w:p>
+      <w:pPr/>
+      <w:r>
+        <w:rPr>
+          <w:lang w:val="id_ID" w:bidi="id_ID"/>
+        </w:rPr>
       </w:r>
       <w:r>
         <w:rPr>

--- a/ind/docx/43.content.docx
+++ b/ind/docx/43.content.docx
@@ -13615,7 +13615,13 @@
         <w:rPr>
           <w:lang w:val="id_ID" w:bidi="id_ID"/>
         </w:rPr>
-        <w:t xml:space="preserve">'memakan' Dia seutuhnya dengan beriman sepenuhnya kepada Dia. Beberapa tradisi Kristen memahaminya secara harfiah, sehingga roti dianggap daging Kristus yang dipecah-pecahkan untuk kita dan anggur sebagai darah-Nya yang dicurahkan untuk kita. Ada pula yang mengartikan maknanya sebagai istilah rohani semata. Dalam pandangan mana pun, menerima perjamuan berarti menerima pengorbanan Yesus yang memberi kehidupan. </w:t>
+        <w:t xml:space="preserve">'memakan' Dia seutuhnya dengan beriman sepenuhnya kepada Dia. </w:t>
+      </w:r>
+      <w:r>
+        <w:rPr>
+          <w:lang w:val="id_ID" w:bidi="id_ID"/>
+        </w:rPr>
+        <w:t>Sejak masa Reformasi, ada tiga penafsiran yang menonjol tentang pernyataan Yesus mengenai roti dan anggur: (1) bahwa roti dan anggur berubah menjadi tubuh dan darah Yesus Kristus yang sesungguhnya (transubstansiasi); (2) bahwa Kristus dipahami sungguh hadir dalam sakramen dengan cara yang misterius namun nyata, yang melampaui pemahaman manusia (kehadiran nyata).; (3) bahwa roti dan anggur melambangkan tubuh dan darah Kristus, memberi manfaat kepada yang menerimanya melalui Roh Kudus oleh iman (simbolisme).</w:t>
       </w:r>
       <w:r>
         <w:rPr>

--- a/ind/docx/43.content.docx
+++ b/ind/docx/43.content.docx
@@ -19,7 +19,7 @@
         <w:rPr>
           <w:lang w:val="id_ID" w:bidi="id_ID"/>
         </w:rPr>
-        <w:t>Resource: Tyndale Open Study Notes</w:t>
+        <w:t>Resource: Aquifer Open Study Notes</w:t>
       </w:r>
       <w:r>
         <w:rPr>
@@ -112,7 +112,7 @@
         <w:rPr>
           <w:lang w:val="id_ID" w:bidi="id_ID"/>
         </w:rPr>
-        <w:t>Tyndale Open Study Notes</w:t>
+        <w:t>Aquifer Open Study Notes</w:t>
       </w:r>
     </w:p>
     <w:p>
